--- a/draft/基于MPPI的机械臂轨迹规划.docx
+++ b/draft/基于MPPI的机械臂轨迹规划.docx
@@ -1663,10 +1663,10 @@
             <v:path o:extrusionok="f" gradientshapeok="t" o:connecttype="rect"/>
             <o:lock v:ext="edit" aspectratio="t"/>
           </v:shapetype>
-          <v:shape id="_x0000_i1025" type="#_x0000_t75" style="width:35.05pt;height:18.15pt" o:ole="">
+          <v:shape id="_x0000_i1025" type="#_x0000_t75" style="width:35.1pt;height:18.25pt" o:ole="">
             <v:imagedata r:id="rId8" o:title=""/>
           </v:shape>
-          <o:OLEObject Type="Embed" ProgID="Equation.DSMT4" ShapeID="_x0000_i1025" DrawAspect="Content" ObjectID="_1831812232" r:id="rId9"/>
+          <o:OLEObject Type="Embed" ProgID="Equation.DSMT4" ShapeID="_x0000_i1025" DrawAspect="Content" ObjectID="_1831872442" r:id="rId9"/>
         </w:object>
       </w:r>
       <w:r>
@@ -1714,10 +1714,10 @@
           <w:position w:val="-10"/>
         </w:rPr>
         <w:object w:dxaOrig="920" w:dyaOrig="320">
-          <v:shape id="_x0000_i1026" type="#_x0000_t75" style="width:45.7pt;height:16.3pt" o:ole="">
+          <v:shape id="_x0000_i1026" type="#_x0000_t75" style="width:45.55pt;height:16.4pt" o:ole="">
             <v:imagedata r:id="rId10" o:title=""/>
           </v:shape>
-          <o:OLEObject Type="Embed" ProgID="Equation.DSMT4" ShapeID="_x0000_i1026" DrawAspect="Content" ObjectID="_1831812233" r:id="rId11"/>
+          <o:OLEObject Type="Embed" ProgID="Equation.DSMT4" ShapeID="_x0000_i1026" DrawAspect="Content" ObjectID="_1831872443" r:id="rId11"/>
         </w:object>
       </w:r>
       <w:r>
@@ -1827,10 +1827,10 @@
                 <w:position w:val="-14"/>
               </w:rPr>
               <w:object w:dxaOrig="1480" w:dyaOrig="400">
-                <v:shape id="_x0000_i1027" type="#_x0000_t75" style="width:73.25pt;height:20.05pt" o:ole="">
+                <v:shape id="_x0000_i1027" type="#_x0000_t75" style="width:73.35pt;height:20.05pt" o:ole="">
                   <v:imagedata r:id="rId12" o:title=""/>
                 </v:shape>
-                <o:OLEObject Type="Embed" ProgID="Equation.DSMT4" ShapeID="_x0000_i1027" DrawAspect="Content" ObjectID="_1831812234" r:id="rId13"/>
+                <o:OLEObject Type="Embed" ProgID="Equation.DSMT4" ShapeID="_x0000_i1027" DrawAspect="Content" ObjectID="_1831872444" r:id="rId13"/>
               </w:object>
             </w:r>
           </w:p>
@@ -1934,10 +1934,10 @@
                 <w:position w:val="-28"/>
               </w:rPr>
               <w:object w:dxaOrig="1719" w:dyaOrig="680">
-                <v:shape id="_x0000_i1276" type="#_x0000_t75" style="width:85.15pt;height:33.8pt" o:ole="">
+                <v:shape id="_x0000_i1028" type="#_x0000_t75" style="width:85.2pt;height:33.7pt" o:ole="">
                   <v:imagedata r:id="rId14" o:title=""/>
                 </v:shape>
-                <o:OLEObject Type="Embed" ProgID="Equation.DSMT4" ShapeID="_x0000_i1276" DrawAspect="Content" ObjectID="_1831812235" r:id="rId15"/>
+                <o:OLEObject Type="Embed" ProgID="Equation.DSMT4" ShapeID="_x0000_i1028" DrawAspect="Content" ObjectID="_1831872445" r:id="rId15"/>
               </w:object>
             </w:r>
           </w:p>
@@ -1997,10 +1997,10 @@
           <w:szCs w:val="24"/>
         </w:rPr>
         <w:object w:dxaOrig="440" w:dyaOrig="400">
-          <v:shape id="_x0000_i1274" type="#_x0000_t75" style="width:21.9pt;height:20.05pt" o:ole="">
+          <v:shape id="_x0000_i1029" type="#_x0000_t75" style="width:21.85pt;height:20.05pt" o:ole="">
             <v:imagedata r:id="rId16" o:title=""/>
           </v:shape>
-          <o:OLEObject Type="Embed" ProgID="Equation.DSMT4" ShapeID="_x0000_i1274" DrawAspect="Content" ObjectID="_1831812236" r:id="rId17"/>
+          <o:OLEObject Type="Embed" ProgID="Equation.DSMT4" ShapeID="_x0000_i1029" DrawAspect="Content" ObjectID="_1831872446" r:id="rId17"/>
         </w:object>
       </w:r>
       <w:r>
@@ -2055,16 +2055,7 @@
           <w:sz w:val="24"/>
           <w:szCs w:val="24"/>
         </w:rPr>
-        <w:t>基础上，</w:t>
-      </w:r>
-      <w:bookmarkStart w:id="0" w:name="_GoBack"/>
-      <w:r>
-        <w:rPr>
-          <w:rFonts w:hint="eastAsia"/>
-          <w:sz w:val="24"/>
-          <w:szCs w:val="24"/>
-        </w:rPr>
-        <w:t>进一步引入三类核心约束以保障轨迹规划的安全性、可行性与物理合规性：其一为避障约束，定义关节配置与障碍物间的最小安全距离阈值，确保机械臂运动过程中连杆、关节与工作空间内静态</w:t>
+        <w:t>基础上，进一步引入三类核心约束以保障轨迹规划的安全性、可行性与物理合规性：其一为避障约束，定义关节配置与障碍物间的最小安全距离阈值，确保机械臂运动过程中连杆、关节与工作空间内静态</w:t>
       </w:r>
       <w:r>
         <w:rPr>
@@ -2080,16 +2071,7 @@
           <w:sz w:val="24"/>
           <w:szCs w:val="24"/>
         </w:rPr>
-        <w:t>动态障碍物无碰撞；其二为状态约束，限定关节角度、关节速度的取值边界，避免系统进入物理不可行状态；其三为控制约束，约束关节加速度的幅值上限，匹配执行器输出能力，防止因控制量突变引发机械振动或硬件损伤</w:t>
-      </w:r>
-      <w:bookmarkEnd w:id="0"/>
-      <w:r>
-        <w:rPr>
-          <w:rFonts w:hint="eastAsia"/>
-          <w:sz w:val="24"/>
-          <w:szCs w:val="24"/>
-        </w:rPr>
-        <w:t>。</w:t>
+        <w:t>动态障碍物无碰撞；其二为状态约束，限定关节角度、关节速度的取值边界，避免系统进入物理不可行状态；其三为控制约束，约束关节加速度的幅值上限，匹配执行器输出能力，防止因控制量突变引发机械振动或硬件损伤。</w:t>
       </w:r>
     </w:p>
     <w:p>
@@ -2278,10 +2260,10 @@
           <w:szCs w:val="24"/>
         </w:rPr>
         <w:object w:dxaOrig="1440" w:dyaOrig="400">
-          <v:shape id="_x0000_i1032" type="#_x0000_t75" style="width:71.35pt;height:20.05pt" o:ole="">
+          <v:shape id="_x0000_i1030" type="#_x0000_t75" style="width:71.55pt;height:20.05pt" o:ole="">
             <v:imagedata r:id="rId18" o:title=""/>
           </v:shape>
-          <o:OLEObject Type="Embed" ProgID="Equation.DSMT4" ShapeID="_x0000_i1032" DrawAspect="Content" ObjectID="_1831812237" r:id="rId19"/>
+          <o:OLEObject Type="Embed" ProgID="Equation.DSMT4" ShapeID="_x0000_i1030" DrawAspect="Content" ObjectID="_1831872447" r:id="rId19"/>
         </w:object>
       </w:r>
       <w:r>
@@ -2384,10 +2366,10 @@
                 <w:position w:val="-14"/>
               </w:rPr>
               <w:object w:dxaOrig="1340" w:dyaOrig="400">
-                <v:shape id="_x0000_i1033" type="#_x0000_t75" style="width:66.35pt;height:20.05pt" o:ole="">
+                <v:shape id="_x0000_i1031" type="#_x0000_t75" style="width:66.55pt;height:20.05pt" o:ole="">
                   <v:imagedata r:id="rId20" o:title=""/>
                 </v:shape>
-                <o:OLEObject Type="Embed" ProgID="Equation.DSMT4" ShapeID="_x0000_i1033" DrawAspect="Content" ObjectID="_1831812238" r:id="rId21"/>
+                <o:OLEObject Type="Embed" ProgID="Equation.DSMT4" ShapeID="_x0000_i1031" DrawAspect="Content" ObjectID="_1831872448" r:id="rId21"/>
               </w:object>
             </w:r>
           </w:p>
@@ -2445,10 +2427,10 @@
           <w:szCs w:val="24"/>
         </w:rPr>
         <w:object w:dxaOrig="1340" w:dyaOrig="320">
-          <v:shape id="_x0000_i1034" type="#_x0000_t75" style="width:66.35pt;height:16.3pt" o:ole="">
+          <v:shape id="_x0000_i1032" type="#_x0000_t75" style="width:66.55pt;height:16.4pt" o:ole="">
             <v:imagedata r:id="rId22" o:title=""/>
           </v:shape>
-          <o:OLEObject Type="Embed" ProgID="Equation.DSMT4" ShapeID="_x0000_i1034" DrawAspect="Content" ObjectID="_1831812239" r:id="rId23"/>
+          <o:OLEObject Type="Embed" ProgID="Equation.DSMT4" ShapeID="_x0000_i1032" DrawAspect="Content" ObjectID="_1831872449" r:id="rId23"/>
         </w:object>
       </w:r>
       <w:r>
@@ -2466,10 +2448,10 @@
           <w:szCs w:val="24"/>
         </w:rPr>
         <w:object w:dxaOrig="1060" w:dyaOrig="320">
-          <v:shape id="_x0000_i1035" type="#_x0000_t75" style="width:52.6pt;height:16.3pt" o:ole="">
+          <v:shape id="_x0000_i1033" type="#_x0000_t75" style="width:52.4pt;height:16.4pt" o:ole="">
             <v:imagedata r:id="rId24" o:title=""/>
           </v:shape>
-          <o:OLEObject Type="Embed" ProgID="Equation.DSMT4" ShapeID="_x0000_i1035" DrawAspect="Content" ObjectID="_1831812240" r:id="rId25"/>
+          <o:OLEObject Type="Embed" ProgID="Equation.DSMT4" ShapeID="_x0000_i1033" DrawAspect="Content" ObjectID="_1831872450" r:id="rId25"/>
         </w:object>
       </w:r>
       <w:r>
@@ -2530,10 +2512,10 @@
                 <w:position w:val="-12"/>
               </w:rPr>
               <w:object w:dxaOrig="1160" w:dyaOrig="380">
-                <v:shape id="_x0000_i1036" type="#_x0000_t75" style="width:57.6pt;height:18.8pt" o:ole="">
+                <v:shape id="_x0000_i1034" type="#_x0000_t75" style="width:57.4pt;height:18.7pt" o:ole="">
                   <v:imagedata r:id="rId26" o:title=""/>
                 </v:shape>
-                <o:OLEObject Type="Embed" ProgID="Equation.DSMT4" ShapeID="_x0000_i1036" DrawAspect="Content" ObjectID="_1831812241" r:id="rId27"/>
+                <o:OLEObject Type="Embed" ProgID="Equation.DSMT4" ShapeID="_x0000_i1034" DrawAspect="Content" ObjectID="_1831872451" r:id="rId27"/>
               </w:object>
             </w:r>
           </w:p>
@@ -2610,8 +2592,8 @@
         </w:rPr>
         <w:t>得到轨迹</w:t>
       </w:r>
-      <w:bookmarkStart w:id="1" w:name="OLE_LINK4"/>
-      <w:bookmarkStart w:id="2" w:name="OLE_LINK5"/>
+      <w:bookmarkStart w:id="0" w:name="OLE_LINK4"/>
+      <w:bookmarkStart w:id="1" w:name="OLE_LINK5"/>
       <w:r>
         <w:rPr>
           <w:position w:val="-18"/>
@@ -2619,14 +2601,14 @@
           <w:szCs w:val="24"/>
         </w:rPr>
         <w:object w:dxaOrig="800" w:dyaOrig="499">
-          <v:shape id="_x0000_i1037" type="#_x0000_t75" style="width:39.45pt;height:25.05pt" o:ole="">
+          <v:shape id="_x0000_i1035" type="#_x0000_t75" style="width:39.65pt;height:25.05pt" o:ole="">
             <v:imagedata r:id="rId28" o:title=""/>
           </v:shape>
-          <o:OLEObject Type="Embed" ProgID="Equation.DSMT4" ShapeID="_x0000_i1037" DrawAspect="Content" ObjectID="_1831812242" r:id="rId29"/>
+          <o:OLEObject Type="Embed" ProgID="Equation.DSMT4" ShapeID="_x0000_i1035" DrawAspect="Content" ObjectID="_1831872452" r:id="rId29"/>
         </w:object>
       </w:r>
+      <w:bookmarkEnd w:id="0"/>
       <w:bookmarkEnd w:id="1"/>
-      <w:bookmarkEnd w:id="2"/>
       <w:r>
         <w:rPr>
           <w:rFonts w:hint="eastAsia"/>
@@ -2658,15 +2640,7 @@
           <w:sz w:val="24"/>
           <w:szCs w:val="24"/>
         </w:rPr>
-        <w:t>上的累计成本为</w:t>
-      </w:r>
-      <w:r>
-        <w:rPr>
-          <w:rFonts w:hint="eastAsia"/>
-          <w:sz w:val="24"/>
-          <w:szCs w:val="24"/>
-        </w:rPr>
-        <w:t>：</w:t>
+        <w:t>上的累计成本为：</w:t>
       </w:r>
       <w:r>
         <w:rPr>
@@ -2725,10 +2699,10 @@
                 <w:position w:val="-28"/>
               </w:rPr>
               <w:object w:dxaOrig="4180" w:dyaOrig="680">
-                <v:shape id="_x0000_i1261" type="#_x0000_t75" style="width:207.25pt;height:34.45pt" o:ole="">
+                <v:shape id="_x0000_i1036" type="#_x0000_t75" style="width:207.35pt;height:34.65pt" o:ole="">
                   <v:imagedata r:id="rId30" o:title=""/>
                 </v:shape>
-                <o:OLEObject Type="Embed" ProgID="Equation.DSMT4" ShapeID="_x0000_i1261" DrawAspect="Content" ObjectID="_1831812243" r:id="rId31"/>
+                <o:OLEObject Type="Embed" ProgID="Equation.DSMT4" ShapeID="_x0000_i1036" DrawAspect="Content" ObjectID="_1831872453" r:id="rId31"/>
               </w:object>
             </w:r>
           </w:p>
@@ -2788,10 +2762,10 @@
           <w:szCs w:val="24"/>
         </w:rPr>
         <w:object w:dxaOrig="1760" w:dyaOrig="400">
-          <v:shape id="_x0000_i1256" type="#_x0000_t75" style="width:88.3pt;height:20.05pt" o:ole="">
+          <v:shape id="_x0000_i1037" type="#_x0000_t75" style="width:88.4pt;height:20.05pt" o:ole="">
             <v:imagedata r:id="rId32" o:title=""/>
           </v:shape>
-          <o:OLEObject Type="Embed" ProgID="Equation.DSMT4" ShapeID="_x0000_i1256" DrawAspect="Content" ObjectID="_1831812244" r:id="rId33"/>
+          <o:OLEObject Type="Embed" ProgID="Equation.DSMT4" ShapeID="_x0000_i1037" DrawAspect="Content" ObjectID="_1831872454" r:id="rId33"/>
         </w:object>
       </w:r>
       <w:r>
@@ -2808,10 +2782,10 @@
           <w:szCs w:val="24"/>
         </w:rPr>
         <w:object w:dxaOrig="440" w:dyaOrig="400">
-          <v:shape id="_x0000_i1257" type="#_x0000_t75" style="width:21.9pt;height:20.05pt" o:ole="">
+          <v:shape id="_x0000_i1038" type="#_x0000_t75" style="width:21.85pt;height:20.05pt" o:ole="">
             <v:imagedata r:id="rId16" o:title=""/>
           </v:shape>
-          <o:OLEObject Type="Embed" ProgID="Equation.DSMT4" ShapeID="_x0000_i1257" DrawAspect="Content" ObjectID="_1831812245" r:id="rId34"/>
+          <o:OLEObject Type="Embed" ProgID="Equation.DSMT4" ShapeID="_x0000_i1038" DrawAspect="Content" ObjectID="_1831872455" r:id="rId34"/>
         </w:object>
       </w:r>
       <w:r>
@@ -2843,10 +2817,10 @@
           <w:szCs w:val="24"/>
         </w:rPr>
         <w:object w:dxaOrig="580" w:dyaOrig="400">
-          <v:shape id="_x0000_i1258" type="#_x0000_t75" style="width:28.8pt;height:20.05pt" o:ole="">
+          <v:shape id="_x0000_i1039" type="#_x0000_t75" style="width:28.7pt;height:20.05pt" o:ole="">
             <v:imagedata r:id="rId35" o:title=""/>
           </v:shape>
-          <o:OLEObject Type="Embed" ProgID="Equation.DSMT4" ShapeID="_x0000_i1258" DrawAspect="Content" ObjectID="_1831812246" r:id="rId36"/>
+          <o:OLEObject Type="Embed" ProgID="Equation.DSMT4" ShapeID="_x0000_i1039" DrawAspect="Content" ObjectID="_1831872456" r:id="rId36"/>
         </w:object>
       </w:r>
       <w:r>
@@ -2961,10 +2935,10 @@
                 <w:position w:val="-28"/>
               </w:rPr>
               <w:object w:dxaOrig="2560" w:dyaOrig="680">
-                <v:shape id="_x0000_i1039" type="#_x0000_t75" style="width:127.1pt;height:34.45pt" o:ole="">
+                <v:shape id="_x0000_i1040" type="#_x0000_t75" style="width:127.15pt;height:34.65pt" o:ole="">
                   <v:imagedata r:id="rId37" o:title=""/>
                 </v:shape>
-                <o:OLEObject Type="Embed" ProgID="Equation.DSMT4" ShapeID="_x0000_i1039" DrawAspect="Content" ObjectID="_1831812247" r:id="rId38"/>
+                <o:OLEObject Type="Embed" ProgID="Equation.DSMT4" ShapeID="_x0000_i1040" DrawAspect="Content" ObjectID="_1831872457" r:id="rId38"/>
               </w:object>
             </w:r>
           </w:p>
@@ -3027,10 +3001,10 @@
           <w:position w:val="-12"/>
         </w:rPr>
         <w:object w:dxaOrig="300" w:dyaOrig="360">
-          <v:shape id="_x0000_i1040" type="#_x0000_t75" style="width:15.05pt;height:18.15pt" o:ole="">
+          <v:shape id="_x0000_i1041" type="#_x0000_t75" style="width:15.05pt;height:18.25pt" o:ole="">
             <v:imagedata r:id="rId39" o:title=""/>
           </v:shape>
-          <o:OLEObject Type="Embed" ProgID="Equation.DSMT4" ShapeID="_x0000_i1040" DrawAspect="Content" ObjectID="_1831812248" r:id="rId40"/>
+          <o:OLEObject Type="Embed" ProgID="Equation.DSMT4" ShapeID="_x0000_i1041" DrawAspect="Content" ObjectID="_1831872458" r:id="rId40"/>
         </w:object>
       </w:r>
       <w:r>
@@ -3074,8 +3048,8 @@
             </w:pPr>
           </w:p>
         </w:tc>
-        <w:bookmarkStart w:id="3" w:name="OLE_LINK6"/>
-        <w:bookmarkStart w:id="4" w:name="OLE_LINK7"/>
+        <w:bookmarkStart w:id="2" w:name="OLE_LINK6"/>
+        <w:bookmarkStart w:id="3" w:name="OLE_LINK7"/>
         <w:tc>
           <w:tcPr>
             <w:tcW w:w="3041" w:type="pct"/>
@@ -3093,14 +3067,14 @@
                 <w:position w:val="-28"/>
               </w:rPr>
               <w:object w:dxaOrig="1740" w:dyaOrig="680">
-                <v:shape id="_x0000_i1041" type="#_x0000_t75" style="width:86.4pt;height:34.45pt" o:ole="">
+                <v:shape id="_x0000_i1042" type="#_x0000_t75" style="width:86.6pt;height:34.65pt" o:ole="">
                   <v:imagedata r:id="rId41" o:title=""/>
                 </v:shape>
-                <o:OLEObject Type="Embed" ProgID="Equation.DSMT4" ShapeID="_x0000_i1041" DrawAspect="Content" ObjectID="_1831812249" r:id="rId42"/>
+                <o:OLEObject Type="Embed" ProgID="Equation.DSMT4" ShapeID="_x0000_i1042" DrawAspect="Content" ObjectID="_1831872459" r:id="rId42"/>
               </w:object>
             </w:r>
+            <w:bookmarkEnd w:id="2"/>
             <w:bookmarkEnd w:id="3"/>
-            <w:bookmarkEnd w:id="4"/>
           </w:p>
         </w:tc>
         <w:tc>
@@ -3139,7 +3113,6 @@
         <w:snapToGrid w:val="0"/>
         <w:spacing w:line="276" w:lineRule="auto"/>
         <w:rPr>
-          <w:rFonts w:hint="eastAsia"/>
           <w:sz w:val="24"/>
           <w:szCs w:val="24"/>
         </w:rPr>
@@ -3166,10 +3139,10 @@
           <w:szCs w:val="24"/>
         </w:rPr>
         <w:object w:dxaOrig="720" w:dyaOrig="380">
-          <v:shape id="_x0000_i1042" type="#_x0000_t75" style="width:35.7pt;height:18.8pt" o:ole="">
+          <v:shape id="_x0000_i1043" type="#_x0000_t75" style="width:35.55pt;height:18.7pt" o:ole="">
             <v:imagedata r:id="rId43" o:title=""/>
           </v:shape>
-          <o:OLEObject Type="Embed" ProgID="Equation.DSMT4" ShapeID="_x0000_i1042" DrawAspect="Content" ObjectID="_1831812250" r:id="rId44"/>
+          <o:OLEObject Type="Embed" ProgID="Equation.DSMT4" ShapeID="_x0000_i1043" DrawAspect="Content" ObjectID="_1831872460" r:id="rId44"/>
         </w:object>
       </w:r>
       <w:r>
@@ -3361,10 +3334,10 @@
                 <w:position w:val="-30"/>
               </w:rPr>
               <w:object w:dxaOrig="4220" w:dyaOrig="720">
-                <v:shape id="_x0000_i1198" type="#_x0000_t75" style="width:209.1pt;height:36.3pt" o:ole="">
+                <v:shape id="_x0000_i1044" type="#_x0000_t75" style="width:209.15pt;height:36.45pt" o:ole="">
                   <v:imagedata r:id="rId45" o:title=""/>
                 </v:shape>
-                <o:OLEObject Type="Embed" ProgID="Equation.DSMT4" ShapeID="_x0000_i1198" DrawAspect="Content" ObjectID="_1831812251" r:id="rId46"/>
+                <o:OLEObject Type="Embed" ProgID="Equation.DSMT4" ShapeID="_x0000_i1044" DrawAspect="Content" ObjectID="_1831872461" r:id="rId46"/>
               </w:object>
             </w:r>
             <w:r>
@@ -3430,10 +3403,10 @@
           <w:szCs w:val="24"/>
         </w:rPr>
         <w:object w:dxaOrig="200" w:dyaOrig="260">
-          <v:shape id="_x0000_i1199" type="#_x0000_t75" style="width:10pt;height:13.15pt" o:ole="">
+          <v:shape id="_x0000_i1045" type="#_x0000_t75" style="width:10.05pt;height:13.2pt" o:ole="">
             <v:imagedata r:id="rId47" o:title=""/>
           </v:shape>
-          <o:OLEObject Type="Embed" ProgID="Equation.DSMT4" ShapeID="_x0000_i1199" DrawAspect="Content" ObjectID="_1831812252" r:id="rId48"/>
+          <o:OLEObject Type="Embed" ProgID="Equation.DSMT4" ShapeID="_x0000_i1045" DrawAspect="Content" ObjectID="_1831872462" r:id="rId48"/>
         </w:object>
       </w:r>
       <w:r>
@@ -3451,10 +3424,10 @@
           <w:szCs w:val="24"/>
         </w:rPr>
         <w:object w:dxaOrig="1240" w:dyaOrig="400">
-          <v:shape id="_x0000_i1200" type="#_x0000_t75" style="width:62pt;height:20.05pt" o:ole="">
+          <v:shape id="_x0000_i1046" type="#_x0000_t75" style="width:61.95pt;height:20.05pt" o:ole="">
             <v:imagedata r:id="rId49" o:title=""/>
           </v:shape>
-          <o:OLEObject Type="Embed" ProgID="Equation.DSMT4" ShapeID="_x0000_i1200" DrawAspect="Content" ObjectID="_1831812253" r:id="rId50"/>
+          <o:OLEObject Type="Embed" ProgID="Equation.DSMT4" ShapeID="_x0000_i1046" DrawAspect="Content" ObjectID="_1831872463" r:id="rId50"/>
         </w:object>
       </w:r>
       <w:r>
@@ -3465,7 +3438,7 @@
         </w:rPr>
         <w:t>表示策略熵，</w:t>
       </w:r>
-      <w:bookmarkStart w:id="5" w:name="OLE_LINK1"/>
+      <w:bookmarkStart w:id="4" w:name="OLE_LINK1"/>
       <w:r>
         <w:rPr>
           <w:position w:val="-6"/>
@@ -3473,13 +3446,13 @@
           <w:szCs w:val="24"/>
         </w:rPr>
         <w:object w:dxaOrig="240" w:dyaOrig="220">
-          <v:shape id="_x0000_i1201" type="#_x0000_t75" style="width:11.9pt;height:11.25pt" o:ole="">
+          <v:shape id="_x0000_i1047" type="#_x0000_t75" style="width:11.85pt;height:11.4pt" o:ole="">
             <v:imagedata r:id="rId51" o:title=""/>
           </v:shape>
-          <o:OLEObject Type="Embed" ProgID="Equation.DSMT4" ShapeID="_x0000_i1201" DrawAspect="Content" ObjectID="_1831812254" r:id="rId52"/>
+          <o:OLEObject Type="Embed" ProgID="Equation.DSMT4" ShapeID="_x0000_i1047" DrawAspect="Content" ObjectID="_1831872464" r:id="rId52"/>
         </w:object>
       </w:r>
-      <w:bookmarkEnd w:id="5"/>
+      <w:bookmarkEnd w:id="4"/>
       <w:r>
         <w:rPr>
           <w:rFonts w:hint="eastAsia"/>
@@ -3537,10 +3510,10 @@
           <w:szCs w:val="24"/>
         </w:rPr>
         <w:object w:dxaOrig="240" w:dyaOrig="320">
-          <v:shape id="_x0000_i1202" type="#_x0000_t75" style="width:11.9pt;height:16.3pt" o:ole="">
+          <v:shape id="_x0000_i1048" type="#_x0000_t75" style="width:11.85pt;height:16.4pt" o:ole="">
             <v:imagedata r:id="rId53" o:title=""/>
           </v:shape>
-          <o:OLEObject Type="Embed" ProgID="Equation.DSMT4" ShapeID="_x0000_i1202" DrawAspect="Content" ObjectID="_1831812255" r:id="rId54"/>
+          <o:OLEObject Type="Embed" ProgID="Equation.DSMT4" ShapeID="_x0000_i1048" DrawAspect="Content" ObjectID="_1831872465" r:id="rId54"/>
         </w:object>
       </w:r>
       <w:r>
@@ -3551,8 +3524,8 @@
         </w:rPr>
         <w:t>网络</w:t>
       </w:r>
-      <w:bookmarkStart w:id="6" w:name="OLE_LINK2"/>
-      <w:bookmarkStart w:id="7" w:name="OLE_LINK3"/>
+      <w:bookmarkStart w:id="5" w:name="OLE_LINK2"/>
+      <w:bookmarkStart w:id="6" w:name="OLE_LINK3"/>
       <w:r>
         <w:rPr>
           <w:position w:val="-14"/>
@@ -3560,14 +3533,14 @@
           <w:szCs w:val="24"/>
         </w:rPr>
         <w:object w:dxaOrig="900" w:dyaOrig="400">
-          <v:shape id="_x0000_i1203" type="#_x0000_t75" style="width:45.1pt;height:20.05pt" o:ole="">
+          <v:shape id="_x0000_i1049" type="#_x0000_t75" style="width:45.1pt;height:20.05pt" o:ole="">
             <v:imagedata r:id="rId55" o:title=""/>
           </v:shape>
-          <o:OLEObject Type="Embed" ProgID="Equation.DSMT4" ShapeID="_x0000_i1203" DrawAspect="Content" ObjectID="_1831812256" r:id="rId56"/>
+          <o:OLEObject Type="Embed" ProgID="Equation.DSMT4" ShapeID="_x0000_i1049" DrawAspect="Content" ObjectID="_1831872466" r:id="rId56"/>
         </w:object>
       </w:r>
+      <w:bookmarkEnd w:id="5"/>
       <w:bookmarkEnd w:id="6"/>
-      <w:bookmarkEnd w:id="7"/>
       <w:r>
         <w:rPr>
           <w:rFonts w:hint="eastAsia"/>
@@ -3583,10 +3556,10 @@
           <w:szCs w:val="24"/>
         </w:rPr>
         <w:object w:dxaOrig="920" w:dyaOrig="400">
-          <v:shape id="_x0000_i1204" type="#_x0000_t75" style="width:45.7pt;height:20.05pt" o:ole="">
+          <v:shape id="_x0000_i1050" type="#_x0000_t75" style="width:45.55pt;height:20.05pt" o:ole="">
             <v:imagedata r:id="rId57" o:title=""/>
           </v:shape>
-          <o:OLEObject Type="Embed" ProgID="Equation.DSMT4" ShapeID="_x0000_i1204" DrawAspect="Content" ObjectID="_1831812257" r:id="rId58"/>
+          <o:OLEObject Type="Embed" ProgID="Equation.DSMT4" ShapeID="_x0000_i1050" DrawAspect="Content" ObjectID="_1831872467" r:id="rId58"/>
         </w:object>
       </w:r>
       <w:r>
@@ -3604,10 +3577,10 @@
           <w:szCs w:val="24"/>
         </w:rPr>
         <w:object w:dxaOrig="240" w:dyaOrig="320">
-          <v:shape id="_x0000_i1205" type="#_x0000_t75" style="width:11.9pt;height:16.3pt" o:ole="">
+          <v:shape id="_x0000_i1051" type="#_x0000_t75" style="width:11.85pt;height:16.4pt" o:ole="">
             <v:imagedata r:id="rId53" o:title=""/>
           </v:shape>
-          <o:OLEObject Type="Embed" ProgID="Equation.DSMT4" ShapeID="_x0000_i1205" DrawAspect="Content" ObjectID="_1831812258" r:id="rId59"/>
+          <o:OLEObject Type="Embed" ProgID="Equation.DSMT4" ShapeID="_x0000_i1051" DrawAspect="Content" ObjectID="_1831872468" r:id="rId59"/>
         </w:object>
       </w:r>
       <w:r>
@@ -3625,10 +3598,10 @@
           <w:szCs w:val="24"/>
         </w:rPr>
         <w:object w:dxaOrig="300" w:dyaOrig="260">
-          <v:shape id="_x0000_i1206" type="#_x0000_t75" style="width:15.05pt;height:13.15pt" o:ole="">
+          <v:shape id="_x0000_i1052" type="#_x0000_t75" style="width:15.05pt;height:13.2pt" o:ole="">
             <v:imagedata r:id="rId60" o:title=""/>
           </v:shape>
-          <o:OLEObject Type="Embed" ProgID="Equation.DSMT4" ShapeID="_x0000_i1206" DrawAspect="Content" ObjectID="_1831812259" r:id="rId61"/>
+          <o:OLEObject Type="Embed" ProgID="Equation.DSMT4" ShapeID="_x0000_i1052" DrawAspect="Content" ObjectID="_1831872469" r:id="rId61"/>
         </w:object>
       </w:r>
       <w:r>
@@ -3646,10 +3619,10 @@
           <w:szCs w:val="24"/>
         </w:rPr>
         <w:object w:dxaOrig="1260" w:dyaOrig="400">
-          <v:shape id="_x0000_i1207" type="#_x0000_t75" style="width:63.25pt;height:20.05pt" o:ole="">
+          <v:shape id="_x0000_i1053" type="#_x0000_t75" style="width:63.35pt;height:20.05pt" o:ole="">
             <v:imagedata r:id="rId62" o:title=""/>
           </v:shape>
-          <o:OLEObject Type="Embed" ProgID="Equation.DSMT4" ShapeID="_x0000_i1207" DrawAspect="Content" ObjectID="_1831812260" r:id="rId63"/>
+          <o:OLEObject Type="Embed" ProgID="Equation.DSMT4" ShapeID="_x0000_i1053" DrawAspect="Content" ObjectID="_1831872470" r:id="rId63"/>
         </w:object>
       </w:r>
       <w:r>
@@ -3733,10 +3706,10 @@
                 <w:position w:val="-26"/>
               </w:rPr>
               <w:object w:dxaOrig="6240" w:dyaOrig="639">
-                <v:shape id="_x0000_i1208" type="#_x0000_t75" style="width:308.65pt;height:31.95pt" o:ole="">
+                <v:shape id="_x0000_i1054" type="#_x0000_t75" style="width:308.5pt;height:31.9pt" o:ole="">
                   <v:imagedata r:id="rId64" o:title=""/>
                 </v:shape>
-                <o:OLEObject Type="Embed" ProgID="Equation.DSMT4" ShapeID="_x0000_i1208" DrawAspect="Content" ObjectID="_1831812261" r:id="rId65"/>
+                <o:OLEObject Type="Embed" ProgID="Equation.DSMT4" ShapeID="_x0000_i1054" DrawAspect="Content" ObjectID="_1831872471" r:id="rId65"/>
               </w:object>
             </w:r>
             <w:r>
@@ -3839,7 +3812,7 @@
                 <w:rFonts w:ascii="Calibri" w:hAnsi="Calibri"/>
               </w:rPr>
             </w:pPr>
-            <w:bookmarkStart w:id="8" w:name="_Hlk221087457"/>
+            <w:bookmarkStart w:id="7" w:name="_Hlk221087457"/>
           </w:p>
         </w:tc>
         <w:tc>
@@ -3859,10 +3832,10 @@
                 <w:position w:val="-24"/>
               </w:rPr>
               <w:object w:dxaOrig="3180" w:dyaOrig="600">
-                <v:shape id="_x0000_i1209" type="#_x0000_t75" style="width:157.15pt;height:30.05pt" o:ole="">
+                <v:shape id="_x0000_i1055" type="#_x0000_t75" style="width:157.2pt;height:30.1pt" o:ole="">
                   <v:imagedata r:id="rId66" o:title=""/>
                 </v:shape>
-                <o:OLEObject Type="Embed" ProgID="Equation.DSMT4" ShapeID="_x0000_i1209" DrawAspect="Content" ObjectID="_1831812262" r:id="rId67"/>
+                <o:OLEObject Type="Embed" ProgID="Equation.DSMT4" ShapeID="_x0000_i1055" DrawAspect="Content" ObjectID="_1831872472" r:id="rId67"/>
               </w:object>
             </w:r>
             <w:r>
@@ -3901,7 +3874,7 @@
         </w:tc>
       </w:tr>
     </w:tbl>
-    <w:bookmarkEnd w:id="8"/>
+    <w:bookmarkEnd w:id="7"/>
     <w:p>
       <w:pPr>
         <w:adjustRightInd w:val="0"/>
@@ -3926,10 +3899,10 @@
           <w:szCs w:val="24"/>
         </w:rPr>
         <w:object w:dxaOrig="240" w:dyaOrig="380">
-          <v:shape id="_x0000_i1210" type="#_x0000_t75" style="width:11.9pt;height:18.8pt" o:ole="">
+          <v:shape id="_x0000_i1056" type="#_x0000_t75" style="width:11.85pt;height:18.7pt" o:ole="">
             <v:imagedata r:id="rId68" o:title=""/>
           </v:shape>
-          <o:OLEObject Type="Embed" ProgID="Equation.DSMT4" ShapeID="_x0000_i1210" DrawAspect="Content" ObjectID="_1831812263" r:id="rId69"/>
+          <o:OLEObject Type="Embed" ProgID="Equation.DSMT4" ShapeID="_x0000_i1056" DrawAspect="Content" ObjectID="_1831872473" r:id="rId69"/>
         </w:object>
       </w:r>
       <w:r>
@@ -3995,10 +3968,10 @@
           <w:szCs w:val="24"/>
         </w:rPr>
         <w:object w:dxaOrig="240" w:dyaOrig="320">
-          <v:shape id="_x0000_i1211" type="#_x0000_t75" style="width:11.9pt;height:16.3pt" o:ole="">
+          <v:shape id="_x0000_i1057" type="#_x0000_t75" style="width:11.85pt;height:16.4pt" o:ole="">
             <v:imagedata r:id="rId53" o:title=""/>
           </v:shape>
-          <o:OLEObject Type="Embed" ProgID="Equation.DSMT4" ShapeID="_x0000_i1211" DrawAspect="Content" ObjectID="_1831812264" r:id="rId70"/>
+          <o:OLEObject Type="Embed" ProgID="Equation.DSMT4" ShapeID="_x0000_i1057" DrawAspect="Content" ObjectID="_1831872474" r:id="rId70"/>
         </w:object>
       </w:r>
       <w:r>
@@ -4066,10 +4039,10 @@
                 <w:position w:val="-26"/>
               </w:rPr>
               <w:object w:dxaOrig="4459" w:dyaOrig="639">
-                <v:shape id="_x0000_i1212" type="#_x0000_t75" style="width:221pt;height:31.95pt" o:ole="">
+                <v:shape id="_x0000_i1058" type="#_x0000_t75" style="width:221pt;height:31.9pt" o:ole="">
                   <v:imagedata r:id="rId71" o:title=""/>
                 </v:shape>
-                <o:OLEObject Type="Embed" ProgID="Equation.DSMT4" ShapeID="_x0000_i1212" DrawAspect="Content" ObjectID="_1831812265" r:id="rId72"/>
+                <o:OLEObject Type="Embed" ProgID="Equation.DSMT4" ShapeID="_x0000_i1058" DrawAspect="Content" ObjectID="_1831872475" r:id="rId72"/>
               </w:object>
             </w:r>
             <w:r>
@@ -4114,7 +4087,6 @@
         <w:snapToGrid w:val="0"/>
         <w:ind w:firstLine="420"/>
         <w:rPr>
-          <w:rFonts w:hint="eastAsia"/>
           <w:sz w:val="24"/>
           <w:szCs w:val="24"/>
         </w:rPr>
@@ -4150,10 +4122,10 @@
           <w:szCs w:val="24"/>
         </w:rPr>
         <w:object w:dxaOrig="820" w:dyaOrig="400">
-          <v:shape id="_x0000_i1213" type="#_x0000_t75" style="width:40.7pt;height:20.05pt" o:ole="">
+          <v:shape id="_x0000_i1059" type="#_x0000_t75" style="width:40.55pt;height:20.05pt" o:ole="">
             <v:imagedata r:id="rId73" o:title=""/>
           </v:shape>
-          <o:OLEObject Type="Embed" ProgID="Equation.DSMT4" ShapeID="_x0000_i1213" DrawAspect="Content" ObjectID="_1831812266" r:id="rId74"/>
+          <o:OLEObject Type="Embed" ProgID="Equation.DSMT4" ShapeID="_x0000_i1059" DrawAspect="Content" ObjectID="_1831872476" r:id="rId74"/>
         </w:object>
       </w:r>
       <w:r>
@@ -4201,10 +4173,10 @@
           <w:szCs w:val="24"/>
         </w:rPr>
         <w:object w:dxaOrig="200" w:dyaOrig="320">
-          <v:shape id="_x0000_i1278" type="#_x0000_t75" style="width:10pt;height:15.65pt" o:ole="">
+          <v:shape id="_x0000_i1060" type="#_x0000_t75" style="width:10.05pt;height:15.5pt" o:ole="">
             <v:imagedata r:id="rId75" o:title=""/>
           </v:shape>
-          <o:OLEObject Type="Embed" ProgID="Equation.DSMT4" ShapeID="_x0000_i1278" DrawAspect="Content" ObjectID="_1831812267" r:id="rId76"/>
+          <o:OLEObject Type="Embed" ProgID="Equation.DSMT4" ShapeID="_x0000_i1060" DrawAspect="Content" ObjectID="_1831872477" r:id="rId76"/>
         </w:object>
       </w:r>
       <w:r>
@@ -4265,9 +4237,6 @@
     <w:p>
       <w:pPr>
         <w:ind w:firstLine="420"/>
-        <w:rPr>
-          <w:rFonts w:hint="eastAsia"/>
-        </w:rPr>
       </w:pPr>
       <w:r>
         <w:rPr>
@@ -4454,9 +4423,6 @@
         <w:adjustRightInd w:val="0"/>
         <w:snapToGrid w:val="0"/>
         <w:ind w:firstLine="420"/>
-        <w:rPr>
-          <w:rFonts w:hint="eastAsia"/>
-        </w:rPr>
       </w:pPr>
       <w:r>
         <w:rPr>
@@ -4553,9 +4519,6 @@
     <w:p>
       <w:pPr>
         <w:jc w:val="center"/>
-        <w:rPr>
-          <w:rFonts w:hint="eastAsia"/>
-        </w:rPr>
       </w:pPr>
       <w:r>
         <w:rPr>
@@ -4576,7 +4539,6 @@
         <w:snapToGrid w:val="0"/>
         <w:ind w:firstLine="420"/>
         <w:rPr>
-          <w:rFonts w:hint="eastAsia"/>
           <w:sz w:val="24"/>
           <w:szCs w:val="24"/>
         </w:rPr>
@@ -4612,7 +4574,6 @@
         <w:snapToGrid w:val="0"/>
         <w:ind w:firstLine="420"/>
         <w:rPr>
-          <w:rFonts w:hint="eastAsia"/>
           <w:sz w:val="24"/>
           <w:szCs w:val="24"/>
         </w:rPr>
@@ -4704,7 +4665,6 @@
         <w:snapToGrid w:val="0"/>
         <w:ind w:firstLine="420"/>
         <w:rPr>
-          <w:rFonts w:hint="eastAsia"/>
           <w:sz w:val="24"/>
           <w:szCs w:val="24"/>
         </w:rPr>
@@ -4855,30 +4815,30 @@
         <w:t>。</w:t>
       </w:r>
     </w:p>
-    <w:p/>
     <w:p>
       <w:pPr>
         <w:pStyle w:val="3"/>
         <w:spacing w:before="93"/>
         <w:rPr>
-          <w:sz w:val="24"/>
-          <w:szCs w:val="24"/>
-        </w:rPr>
-      </w:pPr>
-      <w:r>
-        <w:rPr>
-          <w:rFonts w:hint="eastAsia"/>
-          <w:sz w:val="24"/>
-          <w:szCs w:val="24"/>
-        </w:rPr>
-        <w:t>3</w:t>
-      </w:r>
-      <w:r>
-        <w:rPr>
-          <w:sz w:val="24"/>
-          <w:szCs w:val="24"/>
-        </w:rPr>
-        <w:t xml:space="preserve">.2 </w:t>
+          <w:rFonts w:ascii="宋体" w:hAnsi="宋体"/>
+          <w:sz w:val="24"/>
+          <w:szCs w:val="24"/>
+        </w:rPr>
+      </w:pPr>
+      <w:r>
+        <w:rPr>
+          <w:sz w:val="24"/>
+          <w:szCs w:val="24"/>
+        </w:rPr>
+        <w:t>3.2</w:t>
+      </w:r>
+      <w:r>
+        <w:rPr>
+          <w:rFonts w:ascii="宋体" w:hAnsi="宋体"/>
+          <w:sz w:val="24"/>
+          <w:szCs w:val="24"/>
+        </w:rPr>
+        <w:t xml:space="preserve"> </w:t>
       </w:r>
       <w:r>
         <w:rPr>
@@ -4890,19 +4850,992 @@
       </w:r>
       <w:r>
         <w:rPr>
+          <w:sz w:val="24"/>
+          <w:szCs w:val="24"/>
+        </w:rPr>
+        <w:t>CDF</w:t>
+      </w:r>
+      <w:r>
+        <w:rPr>
           <w:rFonts w:ascii="宋体" w:hAnsi="宋体" w:hint="eastAsia"/>
           <w:sz w:val="24"/>
           <w:szCs w:val="24"/>
         </w:rPr>
-        <w:t>折扣因子的约束</w:t>
-      </w:r>
-    </w:p>
-    <w:p>
-      <w:pPr>
+        <w:t>的</w:t>
+      </w:r>
+      <w:r>
+        <w:rPr>
+          <w:rFonts w:ascii="宋体" w:hAnsi="宋体" w:hint="eastAsia"/>
+          <w:sz w:val="24"/>
+          <w:szCs w:val="24"/>
+        </w:rPr>
+        <w:t>空间动力学</w:t>
+      </w:r>
+    </w:p>
+    <w:p>
+      <w:pPr>
+        <w:snapToGrid w:val="0"/>
+        <w:spacing w:line="276" w:lineRule="auto"/>
+        <w:rPr>
+          <w:rFonts w:cs="Times New Roman"/>
+          <w:sz w:val="24"/>
+          <w:szCs w:val="24"/>
+        </w:rPr>
+      </w:pPr>
+      <w:r>
+        <w:rPr>
+          <w:sz w:val="24"/>
+          <w:szCs w:val="24"/>
+        </w:rPr>
+        <w:tab/>
+      </w:r>
+      <w:r>
+        <w:rPr>
+          <w:rFonts w:hint="eastAsia"/>
+          <w:sz w:val="24"/>
+          <w:szCs w:val="24"/>
+        </w:rPr>
+        <w:t>一般障碍物模型通过</w:t>
+      </w:r>
+      <w:r>
+        <w:rPr>
+          <w:rFonts w:hint="eastAsia"/>
+          <w:sz w:val="24"/>
+          <w:szCs w:val="24"/>
+        </w:rPr>
+        <w:t>sig</w:t>
+      </w:r>
+      <w:r>
+        <w:rPr>
+          <w:sz w:val="24"/>
+          <w:szCs w:val="24"/>
+        </w:rPr>
+        <w:t>ned distance field(SDF)</w:t>
+      </w:r>
+      <w:r>
+        <w:rPr>
+          <w:rFonts w:hint="eastAsia"/>
+          <w:sz w:val="24"/>
+          <w:szCs w:val="24"/>
+        </w:rPr>
+        <w:t>函数</w:t>
+      </w:r>
+      <w:bookmarkStart w:id="8" w:name="OLE_LINK20"/>
+      <w:bookmarkStart w:id="9" w:name="OLE_LINK27"/>
+      <w:r>
+        <w:rPr>
+          <w:position w:val="-12"/>
+          <w:sz w:val="24"/>
+          <w:szCs w:val="24"/>
+        </w:rPr>
+        <w:object w:dxaOrig="260" w:dyaOrig="360">
+          <v:shape id="_x0000_i1111" type="#_x0000_t75" style="width:13.2pt;height:18.25pt" o:ole="">
+            <v:imagedata r:id="rId78" o:title=""/>
+          </v:shape>
+          <o:OLEObject Type="Embed" ProgID="Equation.DSMT4" ShapeID="_x0000_i1111" DrawAspect="Content" ObjectID="_1831872478" r:id="rId79"/>
+        </w:object>
+      </w:r>
+      <w:bookmarkEnd w:id="8"/>
+      <w:bookmarkEnd w:id="9"/>
+      <w:r>
+        <w:rPr>
+          <w:rFonts w:hint="eastAsia"/>
+          <w:sz w:val="24"/>
+          <w:szCs w:val="24"/>
+        </w:rPr>
+        <w:t>表示</w:t>
+      </w:r>
+      <w:r>
+        <w:rPr>
+          <w:rFonts w:hint="eastAsia"/>
+          <w:sz w:val="24"/>
+          <w:szCs w:val="24"/>
+        </w:rPr>
+        <w:t>为</w:t>
+      </w:r>
+      <w:r>
+        <w:rPr>
+          <w:position w:val="-10"/>
+          <w:sz w:val="24"/>
+          <w:szCs w:val="24"/>
+        </w:rPr>
+        <w:object w:dxaOrig="240" w:dyaOrig="260">
+          <v:shape id="_x0000_i1112" type="#_x0000_t75" style="width:11.85pt;height:13.2pt" o:ole="">
+            <v:imagedata r:id="rId80" o:title=""/>
+          </v:shape>
+          <o:OLEObject Type="Embed" ProgID="Equation.DSMT4" ShapeID="_x0000_i1112" DrawAspect="Content" ObjectID="_1831872479" r:id="rId81"/>
+        </w:object>
+      </w:r>
+      <w:r>
+        <w:rPr>
+          <w:rFonts w:hint="eastAsia"/>
+          <w:sz w:val="24"/>
+          <w:szCs w:val="24"/>
+        </w:rPr>
+        <w:t>与机器人表面</w:t>
+      </w:r>
+      <w:r>
+        <w:rPr>
+          <w:position w:val="-14"/>
+        </w:rPr>
+        <w:object w:dxaOrig="639" w:dyaOrig="400">
+          <v:shape id="_x0000_i1113" type="#_x0000_t75" style="width:31.9pt;height:20.05pt" o:ole="">
+            <v:imagedata r:id="rId82" o:title=""/>
+          </v:shape>
+          <o:OLEObject Type="Embed" ProgID="Equation.DSMT4" ShapeID="_x0000_i1113" DrawAspect="Content" ObjectID="_1831872480" r:id="rId83"/>
+        </w:object>
+      </w:r>
+      <w:r>
+        <w:rPr>
+          <w:rFonts w:hint="eastAsia"/>
+          <w:sz w:val="24"/>
+          <w:szCs w:val="24"/>
+        </w:rPr>
+        <w:t>之间的</w:t>
+      </w:r>
+      <w:r>
+        <w:rPr>
+          <w:rFonts w:hint="eastAsia"/>
+          <w:sz w:val="24"/>
+          <w:szCs w:val="24"/>
+        </w:rPr>
+        <w:t>距离：</w:t>
+      </w:r>
+    </w:p>
+    <w:tbl>
+      <w:tblPr>
+        <w:tblW w:w="5000" w:type="pct"/>
+        <w:jc w:val="right"/>
+        <w:tblLook w:val="04A0" w:firstRow="1" w:lastRow="0" w:firstColumn="1" w:lastColumn="0" w:noHBand="0" w:noVBand="1"/>
+      </w:tblPr>
+      <w:tblGrid>
+        <w:gridCol w:w="1626"/>
+        <w:gridCol w:w="5052"/>
+        <w:gridCol w:w="1628"/>
+      </w:tblGrid>
+      <w:tr>
+        <w:trPr>
+          <w:jc w:val="right"/>
+        </w:trPr>
+        <w:tc>
+          <w:tcPr>
+            <w:tcW w:w="979" w:type="pct"/>
+            <w:vAlign w:val="center"/>
+          </w:tcPr>
+          <w:p>
+            <w:pPr>
+              <w:adjustRightInd w:val="0"/>
+              <w:snapToGrid w:val="0"/>
+              <w:ind w:firstLine="420"/>
+              <w:jc w:val="right"/>
+              <w:rPr>
+                <w:rFonts w:ascii="Calibri" w:hAnsi="Calibri"/>
+              </w:rPr>
+            </w:pPr>
+          </w:p>
+        </w:tc>
+        <w:tc>
+          <w:tcPr>
+            <w:tcW w:w="3041" w:type="pct"/>
+            <w:vAlign w:val="center"/>
+          </w:tcPr>
+          <w:p>
+            <w:pPr>
+              <w:adjustRightInd w:val="0"/>
+              <w:snapToGrid w:val="0"/>
+              <w:ind w:firstLine="420"/>
+              <w:jc w:val="center"/>
+            </w:pPr>
+            <w:r>
+              <w:rPr>
+                <w:position w:val="-24"/>
+              </w:rPr>
+              <w:object w:dxaOrig="2560" w:dyaOrig="499">
+                <v:shape id="_x0000_i1114" type="#_x0000_t75" style="width:127.15pt;height:25.05pt" o:ole="">
+                  <v:imagedata r:id="rId84" o:title=""/>
+                </v:shape>
+                <o:OLEObject Type="Embed" ProgID="Equation.DSMT4" ShapeID="_x0000_i1114" DrawAspect="Content" ObjectID="_1831872481" r:id="rId85"/>
+              </w:object>
+            </w:r>
+          </w:p>
+        </w:tc>
+        <w:tc>
+          <w:tcPr>
+            <w:tcW w:w="980" w:type="pct"/>
+            <w:vAlign w:val="center"/>
+          </w:tcPr>
+          <w:p>
+            <w:pPr>
+              <w:adjustRightInd w:val="0"/>
+              <w:snapToGrid w:val="0"/>
+              <w:ind w:firstLine="420"/>
+              <w:jc w:val="right"/>
+            </w:pPr>
+            <w:r>
+              <w:t xml:space="preserve">   </w:t>
+            </w:r>
+            <w:r>
+              <w:t>(</w:t>
+            </w:r>
+            <w:r>
+              <w:t>1</w:t>
+            </w:r>
+            <w:r>
+              <w:t>2</w:t>
+            </w:r>
+            <w:r>
+              <w:rPr>
+                <w:rFonts w:hint="eastAsia"/>
+              </w:rPr>
+              <w:t>)</w:t>
+            </w:r>
+          </w:p>
+        </w:tc>
+      </w:tr>
+    </w:tbl>
+    <w:p>
+      <w:pPr>
+        <w:snapToGrid w:val="0"/>
+        <w:spacing w:line="276" w:lineRule="auto"/>
+        <w:rPr>
+          <w:rFonts w:hint="eastAsia"/>
+          <w:sz w:val="24"/>
+          <w:szCs w:val="24"/>
+        </w:rPr>
+      </w:pPr>
+      <w:r>
+        <w:rPr>
+          <w:rFonts w:cs="Times New Roman" w:hint="eastAsia"/>
+          <w:sz w:val="24"/>
+          <w:szCs w:val="24"/>
+        </w:rPr>
+        <w:t>式中，</w:t>
+      </w:r>
+      <w:r>
+        <w:rPr>
+          <w:position w:val="-4"/>
+          <w:sz w:val="24"/>
+          <w:szCs w:val="24"/>
+        </w:rPr>
+        <w:object w:dxaOrig="220" w:dyaOrig="240">
+          <v:shape id="_x0000_i1115" type="#_x0000_t75" style="width:11.4pt;height:11.85pt" o:ole="">
+            <v:imagedata r:id="rId86" o:title=""/>
+          </v:shape>
+          <o:OLEObject Type="Embed" ProgID="Equation.DSMT4" ShapeID="_x0000_i1115" DrawAspect="Content" ObjectID="_1831872482" r:id="rId87"/>
+        </w:object>
+      </w:r>
+      <w:r>
+        <w:rPr>
+          <w:rFonts w:hint="eastAsia"/>
+          <w:sz w:val="24"/>
+          <w:szCs w:val="24"/>
+        </w:rPr>
+        <w:t>为表示距离方向的符号，如果</w:t>
+      </w:r>
+      <w:r>
+        <w:rPr>
+          <w:position w:val="-10"/>
+          <w:sz w:val="24"/>
+          <w:szCs w:val="24"/>
+        </w:rPr>
+        <w:object w:dxaOrig="240" w:dyaOrig="260">
+          <v:shape id="_x0000_i1116" type="#_x0000_t75" style="width:11.85pt;height:13.2pt" o:ole="">
+            <v:imagedata r:id="rId80" o:title=""/>
+          </v:shape>
+          <o:OLEObject Type="Embed" ProgID="Equation.DSMT4" ShapeID="_x0000_i1116" DrawAspect="Content" ObjectID="_1831872483" r:id="rId88"/>
+        </w:object>
+      </w:r>
+      <w:r>
+        <w:rPr>
+          <w:rFonts w:hint="eastAsia"/>
+          <w:sz w:val="24"/>
+          <w:szCs w:val="24"/>
+        </w:rPr>
+        <w:t>在机器人外部则为正，在内部则为负。</w:t>
+      </w:r>
+      <w:r>
+        <w:rPr>
+          <w:rFonts w:hint="eastAsia"/>
+          <w:sz w:val="24"/>
+          <w:szCs w:val="24"/>
+        </w:rPr>
+        <w:t>采用该类模型</w:t>
+      </w:r>
+      <w:r>
+        <w:rPr>
+          <w:rFonts w:hint="eastAsia"/>
+          <w:sz w:val="24"/>
+          <w:szCs w:val="24"/>
+        </w:rPr>
+        <w:t>的最优轨迹规划将碰撞作为硬约束或软惩罚，当检测到机器人与障碍物发生碰撞时，使成本增大。该方法没有利用障碍物信息指导无碰撞路径。</w:t>
+      </w:r>
+    </w:p>
+    <w:p>
+      <w:pPr>
+        <w:adjustRightInd w:val="0"/>
+        <w:snapToGrid w:val="0"/>
         <w:spacing w:line="276" w:lineRule="auto"/>
         <w:ind w:firstLine="420"/>
         <w:rPr>
-          <w:rFonts w:hint="eastAsia"/>
+          <w:sz w:val="24"/>
+          <w:szCs w:val="24"/>
+        </w:rPr>
+      </w:pPr>
+      <w:r>
+        <w:rPr>
+          <w:rFonts w:hint="eastAsia"/>
+          <w:sz w:val="24"/>
+          <w:szCs w:val="24"/>
+        </w:rPr>
+        <w:t>Con</w:t>
+      </w:r>
+      <w:r>
+        <w:rPr>
+          <w:sz w:val="24"/>
+          <w:szCs w:val="24"/>
+        </w:rPr>
+        <w:t>figuration space distance field(CDF)</w:t>
+      </w:r>
+      <w:r>
+        <w:rPr>
+          <w:rFonts w:hint="eastAsia"/>
+          <w:sz w:val="24"/>
+          <w:szCs w:val="24"/>
+        </w:rPr>
+        <w:t>函数</w:t>
+      </w:r>
+      <w:r>
+        <w:rPr>
+          <w:position w:val="-12"/>
+          <w:sz w:val="24"/>
+          <w:szCs w:val="24"/>
+        </w:rPr>
+        <w:object w:dxaOrig="260" w:dyaOrig="360">
+          <v:shape id="_x0000_i1089" type="#_x0000_t75" style="width:13.2pt;height:18.25pt" o:ole="">
+            <v:imagedata r:id="rId89" o:title=""/>
+          </v:shape>
+          <o:OLEObject Type="Embed" ProgID="Equation.DSMT4" ShapeID="_x0000_i1089" DrawAspect="Content" ObjectID="_1831872484" r:id="rId90"/>
+        </w:object>
+      </w:r>
+      <w:r>
+        <w:rPr>
+          <w:rFonts w:hint="eastAsia"/>
+          <w:sz w:val="24"/>
+          <w:szCs w:val="24"/>
+        </w:rPr>
+        <w:t>，表示关节值</w:t>
+      </w:r>
+      <w:r>
+        <w:rPr>
+          <w:position w:val="-10"/>
+          <w:sz w:val="24"/>
+          <w:szCs w:val="24"/>
+        </w:rPr>
+        <w:object w:dxaOrig="200" w:dyaOrig="260">
+          <v:shape id="_x0000_i1090" type="#_x0000_t75" style="width:10.05pt;height:13.2pt" o:ole="">
+            <v:imagedata r:id="rId91" o:title=""/>
+          </v:shape>
+          <o:OLEObject Type="Embed" ProgID="Equation.DSMT4" ShapeID="_x0000_i1090" DrawAspect="Content" ObjectID="_1831872485" r:id="rId92"/>
+        </w:object>
+      </w:r>
+      <w:r>
+        <w:rPr>
+          <w:rFonts w:hint="eastAsia"/>
+          <w:sz w:val="24"/>
+          <w:szCs w:val="24"/>
+        </w:rPr>
+        <w:t>到关节值</w:t>
+      </w:r>
+      <w:bookmarkStart w:id="10" w:name="OLE_LINK28"/>
+      <w:bookmarkStart w:id="11" w:name="OLE_LINK29"/>
+      <w:r>
+        <w:rPr>
+          <w:position w:val="-10"/>
+          <w:sz w:val="24"/>
+          <w:szCs w:val="24"/>
+        </w:rPr>
+        <w:object w:dxaOrig="260" w:dyaOrig="320">
+          <v:shape id="_x0000_i1091" type="#_x0000_t75" style="width:13.2pt;height:16.4pt" o:ole="">
+            <v:imagedata r:id="rId93" o:title=""/>
+          </v:shape>
+          <o:OLEObject Type="Embed" ProgID="Equation.DSMT4" ShapeID="_x0000_i1091" DrawAspect="Content" ObjectID="_1831872486" r:id="rId94"/>
+        </w:object>
+      </w:r>
+      <w:bookmarkEnd w:id="10"/>
+      <w:bookmarkEnd w:id="11"/>
+      <w:r>
+        <w:rPr>
+          <w:rFonts w:hint="eastAsia"/>
+          <w:sz w:val="24"/>
+          <w:szCs w:val="24"/>
+        </w:rPr>
+        <w:t>的最小距离，</w:t>
+      </w:r>
+      <w:r>
+        <w:rPr>
+          <w:position w:val="-10"/>
+          <w:sz w:val="24"/>
+          <w:szCs w:val="24"/>
+        </w:rPr>
+        <w:object w:dxaOrig="260" w:dyaOrig="320">
+          <v:shape id="_x0000_i1092" type="#_x0000_t75" style="width:13.2pt;height:16.4pt" o:ole="">
+            <v:imagedata r:id="rId93" o:title=""/>
+          </v:shape>
+          <o:OLEObject Type="Embed" ProgID="Equation.DSMT4" ShapeID="_x0000_i1092" DrawAspect="Content" ObjectID="_1831872487" r:id="rId95"/>
+        </w:object>
+      </w:r>
+      <w:r>
+        <w:rPr>
+          <w:rFonts w:hint="eastAsia"/>
+          <w:sz w:val="24"/>
+          <w:szCs w:val="24"/>
+        </w:rPr>
+        <w:t>满足</w:t>
+      </w:r>
+      <w:r>
+        <w:rPr>
+          <w:position w:val="-14"/>
+          <w:sz w:val="24"/>
+          <w:szCs w:val="24"/>
+        </w:rPr>
+        <w:object w:dxaOrig="1300" w:dyaOrig="400">
+          <v:shape id="_x0000_i1093" type="#_x0000_t75" style="width:65.15pt;height:20.05pt" o:ole="">
+            <v:imagedata r:id="rId96" o:title=""/>
+          </v:shape>
+          <o:OLEObject Type="Embed" ProgID="Equation.DSMT4" ShapeID="_x0000_i1093" DrawAspect="Content" ObjectID="_1831872488" r:id="rId97"/>
+        </w:object>
+      </w:r>
+      <w:r>
+        <w:rPr>
+          <w:rFonts w:hint="eastAsia"/>
+          <w:sz w:val="24"/>
+          <w:szCs w:val="24"/>
+        </w:rPr>
+        <w:t>，</w:t>
+      </w:r>
+      <w:r>
+        <w:rPr>
+          <w:rFonts w:hint="eastAsia"/>
+          <w:sz w:val="24"/>
+          <w:szCs w:val="24"/>
+        </w:rPr>
+        <w:t>这一</w:t>
+      </w:r>
+      <w:r>
+        <w:rPr>
+          <w:rFonts w:hint="eastAsia"/>
+          <w:sz w:val="24"/>
+          <w:szCs w:val="24"/>
+        </w:rPr>
+        <w:t>距离</w:t>
+      </w:r>
+      <w:r>
+        <w:rPr>
+          <w:rFonts w:hint="eastAsia"/>
+          <w:sz w:val="24"/>
+          <w:szCs w:val="24"/>
+        </w:rPr>
+        <w:t>将确立机器人与该点之间的接触</w:t>
+      </w:r>
+    </w:p>
+    <w:tbl>
+      <w:tblPr>
+        <w:tblW w:w="5000" w:type="pct"/>
+        <w:jc w:val="right"/>
+        <w:tblLook w:val="04A0" w:firstRow="1" w:lastRow="0" w:firstColumn="1" w:lastColumn="0" w:noHBand="0" w:noVBand="1"/>
+      </w:tblPr>
+      <w:tblGrid>
+        <w:gridCol w:w="1626"/>
+        <w:gridCol w:w="5052"/>
+        <w:gridCol w:w="1628"/>
+      </w:tblGrid>
+      <w:tr>
+        <w:trPr>
+          <w:jc w:val="right"/>
+        </w:trPr>
+        <w:tc>
+          <w:tcPr>
+            <w:tcW w:w="979" w:type="pct"/>
+            <w:vAlign w:val="center"/>
+          </w:tcPr>
+          <w:p>
+            <w:pPr>
+              <w:adjustRightInd w:val="0"/>
+              <w:snapToGrid w:val="0"/>
+              <w:ind w:firstLine="420"/>
+              <w:jc w:val="right"/>
+              <w:rPr>
+                <w:rFonts w:ascii="Calibri" w:hAnsi="Calibri"/>
+              </w:rPr>
+            </w:pPr>
+          </w:p>
+        </w:tc>
+        <w:tc>
+          <w:tcPr>
+            <w:tcW w:w="3041" w:type="pct"/>
+            <w:vAlign w:val="center"/>
+          </w:tcPr>
+          <w:p>
+            <w:pPr>
+              <w:adjustRightInd w:val="0"/>
+              <w:snapToGrid w:val="0"/>
+              <w:ind w:firstLine="420"/>
+              <w:jc w:val="center"/>
+            </w:pPr>
+            <w:r>
+              <w:rPr>
+                <w:position w:val="-22"/>
+              </w:rPr>
+              <w:object w:dxaOrig="2200" w:dyaOrig="480">
+                <v:shape id="_x0000_i1094" type="#_x0000_t75" style="width:108.9pt;height:23.7pt" o:ole="">
+                  <v:imagedata r:id="rId98" o:title=""/>
+                </v:shape>
+                <o:OLEObject Type="Embed" ProgID="Equation.DSMT4" ShapeID="_x0000_i1094" DrawAspect="Content" ObjectID="_1831872489" r:id="rId99"/>
+              </w:object>
+            </w:r>
+          </w:p>
+        </w:tc>
+        <w:tc>
+          <w:tcPr>
+            <w:tcW w:w="980" w:type="pct"/>
+            <w:vAlign w:val="center"/>
+          </w:tcPr>
+          <w:p>
+            <w:pPr>
+              <w:adjustRightInd w:val="0"/>
+              <w:snapToGrid w:val="0"/>
+              <w:ind w:firstLine="420"/>
+              <w:jc w:val="right"/>
+            </w:pPr>
+            <w:r>
+              <w:t xml:space="preserve">   </w:t>
+            </w:r>
+            <w:r>
+              <w:t>(</w:t>
+            </w:r>
+            <w:r>
+              <w:t>13</w:t>
+            </w:r>
+            <w:bookmarkStart w:id="12" w:name="_GoBack"/>
+            <w:bookmarkEnd w:id="12"/>
+            <w:r>
+              <w:rPr>
+                <w:rFonts w:hint="eastAsia"/>
+              </w:rPr>
+              <w:t>)</w:t>
+            </w:r>
+          </w:p>
+        </w:tc>
+      </w:tr>
+    </w:tbl>
+    <w:p>
+      <w:pPr>
+        <w:adjustRightInd w:val="0"/>
+        <w:snapToGrid w:val="0"/>
+        <w:spacing w:line="276" w:lineRule="auto"/>
+        <w:rPr>
+          <w:sz w:val="24"/>
+          <w:szCs w:val="24"/>
+        </w:rPr>
+      </w:pPr>
+      <w:r>
+        <w:rPr>
+          <w:rFonts w:hint="eastAsia"/>
+          <w:sz w:val="24"/>
+          <w:szCs w:val="24"/>
+        </w:rPr>
+        <w:lastRenderedPageBreak/>
+        <w:t>这个以弧度为单位的距离对应着关节角度的运动。其中</w:t>
+      </w:r>
+      <w:r>
+        <w:rPr>
+          <w:rFonts w:hint="eastAsia"/>
+          <w:sz w:val="24"/>
+          <w:szCs w:val="24"/>
+        </w:rPr>
+        <w:t>，</w:t>
+      </w:r>
+      <w:r>
+        <w:rPr>
+          <w:rFonts w:hint="eastAsia"/>
+          <w:sz w:val="24"/>
+          <w:szCs w:val="24"/>
+        </w:rPr>
+        <w:t>约束</w:t>
+      </w:r>
+      <w:r>
+        <w:rPr>
+          <w:position w:val="-14"/>
+          <w:sz w:val="24"/>
+          <w:szCs w:val="24"/>
+        </w:rPr>
+        <w:object w:dxaOrig="1300" w:dyaOrig="400">
+          <v:shape id="_x0000_i1095" type="#_x0000_t75" style="width:65.15pt;height:20.05pt" o:ole="">
+            <v:imagedata r:id="rId96" o:title=""/>
+          </v:shape>
+          <o:OLEObject Type="Embed" ProgID="Equation.DSMT4" ShapeID="_x0000_i1095" DrawAspect="Content" ObjectID="_1831872490" r:id="rId100"/>
+        </w:object>
+      </w:r>
+      <w:r>
+        <w:rPr>
+          <w:rFonts w:hint="eastAsia"/>
+          <w:sz w:val="24"/>
+          <w:szCs w:val="24"/>
+        </w:rPr>
+        <w:t>可以在</w:t>
+      </w:r>
+      <w:r>
+        <w:rPr>
+          <w:rFonts w:hint="eastAsia"/>
+          <w:sz w:val="24"/>
+          <w:szCs w:val="24"/>
+        </w:rPr>
+        <w:t>SDF</w:t>
+      </w:r>
+      <w:r>
+        <w:rPr>
+          <w:rFonts w:hint="eastAsia"/>
+          <w:sz w:val="24"/>
+          <w:szCs w:val="24"/>
+        </w:rPr>
+        <w:t>模型的零水平集上通过逆运动学找到给定一点</w:t>
+      </w:r>
+      <w:r>
+        <w:rPr>
+          <w:position w:val="-10"/>
+          <w:sz w:val="24"/>
+          <w:szCs w:val="24"/>
+        </w:rPr>
+        <w:object w:dxaOrig="240" w:dyaOrig="260">
+          <v:shape id="_x0000_i1096" type="#_x0000_t75" style="width:11.85pt;height:13.2pt" o:ole="">
+            <v:imagedata r:id="rId101" o:title=""/>
+          </v:shape>
+          <o:OLEObject Type="Embed" ProgID="Equation.DSMT4" ShapeID="_x0000_i1096" DrawAspect="Content" ObjectID="_1831872491" r:id="rId102"/>
+        </w:object>
+      </w:r>
+      <w:r>
+        <w:rPr>
+          <w:rFonts w:hint="eastAsia"/>
+          <w:sz w:val="24"/>
+          <w:szCs w:val="24"/>
+        </w:rPr>
+        <w:t>对应的配置集</w:t>
+      </w:r>
+      <w:r>
+        <w:rPr>
+          <w:position w:val="-10"/>
+          <w:sz w:val="24"/>
+          <w:szCs w:val="24"/>
+        </w:rPr>
+        <w:object w:dxaOrig="260" w:dyaOrig="320">
+          <v:shape id="_x0000_i1097" type="#_x0000_t75" style="width:13.2pt;height:16.4pt" o:ole="">
+            <v:imagedata r:id="rId93" o:title=""/>
+          </v:shape>
+          <o:OLEObject Type="Embed" ProgID="Equation.DSMT4" ShapeID="_x0000_i1097" DrawAspect="Content" ObjectID="_1831872492" r:id="rId103"/>
+        </w:object>
+      </w:r>
+      <w:r>
+        <w:rPr>
+          <w:rFonts w:hint="eastAsia"/>
+          <w:sz w:val="24"/>
+          <w:szCs w:val="24"/>
+        </w:rPr>
+        <w:t>。</w:t>
+      </w:r>
+    </w:p>
+    <w:p>
+      <w:pPr>
+        <w:snapToGrid w:val="0"/>
+        <w:spacing w:line="276" w:lineRule="auto"/>
+        <w:ind w:firstLine="420"/>
+        <w:rPr>
+          <w:rFonts w:hint="eastAsia"/>
+          <w:sz w:val="24"/>
+          <w:szCs w:val="24"/>
+        </w:rPr>
+      </w:pPr>
+      <w:r>
+        <w:rPr>
+          <w:rFonts w:hint="eastAsia"/>
+          <w:sz w:val="24"/>
+          <w:szCs w:val="24"/>
+        </w:rPr>
+        <w:t>CDF</w:t>
+      </w:r>
+      <w:r>
+        <w:rPr>
+          <w:rFonts w:hint="eastAsia"/>
+          <w:sz w:val="24"/>
+          <w:szCs w:val="24"/>
+        </w:rPr>
+        <w:t>在配置空间几乎所有地方都满足</w:t>
+      </w:r>
+      <w:r>
+        <w:rPr>
+          <w:position w:val="-16"/>
+          <w:sz w:val="24"/>
+          <w:szCs w:val="24"/>
+        </w:rPr>
+        <w:object w:dxaOrig="1460" w:dyaOrig="440">
+          <v:shape id="_x0000_i1107" type="#_x0000_t75" style="width:72.45pt;height:21.85pt" o:ole="">
+            <v:imagedata r:id="rId104" o:title=""/>
+          </v:shape>
+          <o:OLEObject Type="Embed" ProgID="Equation.DSMT4" ShapeID="_x0000_i1107" DrawAspect="Content" ObjectID="_1831872493" r:id="rId105"/>
+        </w:object>
+      </w:r>
+      <w:r>
+        <w:rPr>
+          <w:rFonts w:hint="eastAsia"/>
+          <w:sz w:val="24"/>
+          <w:szCs w:val="24"/>
+        </w:rPr>
+        <w:t>。</w:t>
+      </w:r>
+      <w:r>
+        <w:rPr>
+          <w:rFonts w:hint="eastAsia"/>
+          <w:sz w:val="24"/>
+          <w:szCs w:val="24"/>
+        </w:rPr>
+        <w:t>这一性质使</w:t>
+      </w:r>
+      <w:r>
+        <w:rPr>
+          <w:sz w:val="24"/>
+          <w:szCs w:val="24"/>
+        </w:rPr>
+        <w:t xml:space="preserve"> CDF </w:t>
+      </w:r>
+      <w:r>
+        <w:rPr>
+          <w:rFonts w:hint="eastAsia"/>
+          <w:sz w:val="24"/>
+          <w:szCs w:val="24"/>
+        </w:rPr>
+        <w:t>非常适用于运动规划，因为梯度</w:t>
+      </w:r>
+      <w:r>
+        <w:rPr>
+          <w:position w:val="-14"/>
+          <w:sz w:val="24"/>
+          <w:szCs w:val="24"/>
+        </w:rPr>
+        <w:object w:dxaOrig="520" w:dyaOrig="380">
+          <v:shape id="_x0000_i1110" type="#_x0000_t75" style="width:25.95pt;height:18.7pt" o:ole="">
+            <v:imagedata r:id="rId106" o:title=""/>
+          </v:shape>
+          <o:OLEObject Type="Embed" ProgID="Equation.DSMT4" ShapeID="_x0000_i1110" DrawAspect="Content" ObjectID="_1831872494" r:id="rId107"/>
+        </w:object>
+      </w:r>
+      <w:r>
+        <w:rPr>
+          <w:rFonts w:hint="eastAsia"/>
+          <w:sz w:val="24"/>
+          <w:szCs w:val="24"/>
+        </w:rPr>
+        <w:t>天然指向局部最优的逃离方向（远离最近障碍物），从而为避障提供直接的引导信号。</w:t>
+      </w:r>
+    </w:p>
+    <w:p>
+      <w:pPr>
+        <w:adjustRightInd w:val="0"/>
+        <w:snapToGrid w:val="0"/>
+        <w:ind w:firstLine="420"/>
+        <w:rPr>
+          <w:sz w:val="24"/>
+          <w:szCs w:val="24"/>
+        </w:rPr>
+      </w:pPr>
+      <w:r>
+        <w:rPr>
+          <w:rFonts w:hint="eastAsia"/>
+          <w:sz w:val="24"/>
+          <w:szCs w:val="24"/>
+        </w:rPr>
+        <w:t>基于</w:t>
+      </w:r>
+      <w:r>
+        <w:rPr>
+          <w:rFonts w:hint="eastAsia"/>
+          <w:sz w:val="24"/>
+          <w:szCs w:val="24"/>
+        </w:rPr>
+        <w:t>Con</w:t>
+      </w:r>
+      <w:r>
+        <w:rPr>
+          <w:sz w:val="24"/>
+          <w:szCs w:val="24"/>
+        </w:rPr>
+        <w:t>figuration space distance field(CDF)</w:t>
+      </w:r>
+      <w:r>
+        <w:rPr>
+          <w:rFonts w:hint="eastAsia"/>
+          <w:sz w:val="24"/>
+          <w:szCs w:val="24"/>
+        </w:rPr>
+        <w:t>的障碍物模型，能够通过梯度投影直接计算零水平集关节配置，一步到位地高效解决逆运动学问题。对于运动生成任务而言，这意味着在配置空间中存在一个结构更清晰的距离场，其中的梯度始终指向需要到达的物体或远离障碍物。从控制角度来看，这意味着在机器人关节角速度限制范围内，物体始终是可到达的或可避开的。</w:t>
+      </w:r>
+    </w:p>
+    <w:p>
+      <w:pPr>
+        <w:rPr>
+          <w:rFonts w:hint="eastAsia"/>
+          <w:sz w:val="24"/>
+          <w:szCs w:val="24"/>
+        </w:rPr>
+      </w:pPr>
+    </w:p>
+    <w:p>
+      <w:pPr>
+        <w:adjustRightInd w:val="0"/>
+        <w:snapToGrid w:val="0"/>
+        <w:jc w:val="center"/>
+        <w:rPr>
+          <w:rFonts w:cs="Times New Roman"/>
+          <w:szCs w:val="21"/>
+        </w:rPr>
+      </w:pPr>
+      <w:r>
+        <w:rPr>
+          <w:rFonts w:cs="Times New Roman"/>
+          <w:noProof/>
+          <w:szCs w:val="21"/>
+        </w:rPr>
+        <w:drawing>
+          <wp:inline distT="0" distB="0" distL="0" distR="0" wp14:anchorId="21C83150" wp14:editId="18187CC1">
+            <wp:extent cx="2136337" cy="2038350"/>
+            <wp:effectExtent l="0" t="0" r="0" b="0"/>
+            <wp:docPr id="4" name="图片 4"/>
+            <wp:cNvGraphicFramePr>
+              <a:graphicFrameLocks xmlns:a="http://schemas.openxmlformats.org/drawingml/2006/main" noChangeAspect="1"/>
+            </wp:cNvGraphicFramePr>
+            <a:graphic xmlns:a="http://schemas.openxmlformats.org/drawingml/2006/main">
+              <a:graphicData uri="http://schemas.openxmlformats.org/drawingml/2006/picture">
+                <pic:pic xmlns:pic="http://schemas.openxmlformats.org/drawingml/2006/picture">
+                  <pic:nvPicPr>
+                    <pic:cNvPr id="0" name="Picture 78"/>
+                    <pic:cNvPicPr>
+                      <a:picLocks noChangeAspect="1" noChangeArrowheads="1"/>
+                    </pic:cNvPicPr>
+                  </pic:nvPicPr>
+                  <pic:blipFill>
+                    <a:blip r:embed="rId108" cstate="print">
+                      <a:extLst>
+                        <a:ext uri="{28A0092B-C50C-407E-A947-70E740481C1C}">
+                          <a14:useLocalDpi xmlns:a14="http://schemas.microsoft.com/office/drawing/2010/main" val="0"/>
+                        </a:ext>
+                      </a:extLst>
+                    </a:blip>
+                    <a:srcRect/>
+                    <a:stretch>
+                      <a:fillRect/>
+                    </a:stretch>
+                  </pic:blipFill>
+                  <pic:spPr bwMode="auto">
+                    <a:xfrm>
+                      <a:off x="0" y="0"/>
+                      <a:ext cx="2155232" cy="2056378"/>
+                    </a:xfrm>
+                    <a:prstGeom prst="rect">
+                      <a:avLst/>
+                    </a:prstGeom>
+                    <a:noFill/>
+                  </pic:spPr>
+                </pic:pic>
+              </a:graphicData>
+            </a:graphic>
+          </wp:inline>
+        </w:drawing>
+      </w:r>
+    </w:p>
+    <w:p>
+      <w:pPr>
+        <w:adjustRightInd w:val="0"/>
+        <w:snapToGrid w:val="0"/>
+        <w:jc w:val="center"/>
+        <w:rPr>
+          <w:rFonts w:cs="Times New Roman"/>
+          <w:szCs w:val="21"/>
+        </w:rPr>
+      </w:pPr>
+      <w:r>
+        <w:rPr>
+          <w:rFonts w:cs="Times New Roman" w:hint="eastAsia"/>
+          <w:szCs w:val="21"/>
+        </w:rPr>
+        <w:t>图</w:t>
+      </w:r>
+      <w:r>
+        <w:rPr>
+          <w:rFonts w:cs="Times New Roman" w:hint="eastAsia"/>
+          <w:szCs w:val="21"/>
+        </w:rPr>
+        <w:t xml:space="preserve"> </w:t>
+      </w:r>
+      <w:r>
+        <w:rPr>
+          <w:rFonts w:cs="Times New Roman" w:hint="eastAsia"/>
+          <w:szCs w:val="21"/>
+        </w:rPr>
+        <w:t>空间动力学模型示意图</w:t>
+      </w:r>
+    </w:p>
+    <w:p/>
+    <w:p>
+      <w:pPr>
+        <w:pStyle w:val="3"/>
+        <w:spacing w:before="93"/>
+        <w:rPr>
+          <w:sz w:val="24"/>
+          <w:szCs w:val="24"/>
+        </w:rPr>
+      </w:pPr>
+      <w:r>
+        <w:rPr>
+          <w:rFonts w:hint="eastAsia"/>
+          <w:sz w:val="24"/>
+          <w:szCs w:val="24"/>
+        </w:rPr>
+        <w:t>3</w:t>
+      </w:r>
+      <w:r>
+        <w:rPr>
+          <w:sz w:val="24"/>
+          <w:szCs w:val="24"/>
+        </w:rPr>
+        <w:t>.3</w:t>
+      </w:r>
+      <w:r>
+        <w:rPr>
+          <w:sz w:val="24"/>
+          <w:szCs w:val="24"/>
+        </w:rPr>
+        <w:t xml:space="preserve"> </w:t>
+      </w:r>
+      <w:r>
+        <w:rPr>
+          <w:rFonts w:ascii="宋体" w:hAnsi="宋体" w:hint="eastAsia"/>
+          <w:sz w:val="24"/>
+          <w:szCs w:val="24"/>
+        </w:rPr>
+        <w:t>基于</w:t>
+      </w:r>
+      <w:r>
+        <w:rPr>
+          <w:rFonts w:ascii="宋体" w:hAnsi="宋体" w:hint="eastAsia"/>
+          <w:sz w:val="24"/>
+          <w:szCs w:val="24"/>
+        </w:rPr>
+        <w:t>折扣因子的约束</w:t>
+      </w:r>
+    </w:p>
+    <w:p>
+      <w:pPr>
+        <w:spacing w:line="276" w:lineRule="auto"/>
+        <w:ind w:firstLine="420"/>
+        <w:rPr>
           <w:sz w:val="24"/>
           <w:szCs w:val="24"/>
         </w:rPr>
@@ -5014,10 +5947,10 @@
                 <w:szCs w:val="21"/>
               </w:rPr>
               <w:object w:dxaOrig="2060" w:dyaOrig="400">
-                <v:shape id="_x0000_i1068" type="#_x0000_t75" style="width:102.05pt;height:20.05pt" o:ole="">
-                  <v:imagedata r:id="rId78" o:title=""/>
+                <v:shape id="_x0000_i1061" type="#_x0000_t75" style="width:102.1pt;height:20.05pt" o:ole="">
+                  <v:imagedata r:id="rId109" o:title=""/>
                 </v:shape>
-                <o:OLEObject Type="Embed" ProgID="Equation.DSMT4" ShapeID="_x0000_i1068" DrawAspect="Content" ObjectID="_1831812268" r:id="rId79"/>
+                <o:OLEObject Type="Embed" ProgID="Equation.DSMT4" ShapeID="_x0000_i1061" DrawAspect="Content" ObjectID="_1831872495" r:id="rId110"/>
               </w:object>
             </w:r>
             <w:r>
@@ -5173,10 +6106,10 @@
                 <w:szCs w:val="21"/>
               </w:rPr>
               <w:object w:dxaOrig="3240" w:dyaOrig="840">
-                <v:shape id="_x0000_i1127" type="#_x0000_t75" style="width:160.9pt;height:42.55pt" o:ole="">
-                  <v:imagedata r:id="rId80" o:title=""/>
+                <v:shape id="_x0000_i1062" type="#_x0000_t75" style="width:160.85pt;height:42.4pt" o:ole="">
+                  <v:imagedata r:id="rId111" o:title=""/>
                 </v:shape>
-                <o:OLEObject Type="Embed" ProgID="Equation.DSMT4" ShapeID="_x0000_i1127" DrawAspect="Content" ObjectID="_1831812269" r:id="rId81"/>
+                <o:OLEObject Type="Embed" ProgID="Equation.DSMT4" ShapeID="_x0000_i1062" DrawAspect="Content" ObjectID="_1831872496" r:id="rId112"/>
               </w:object>
             </w:r>
           </w:p>
@@ -5244,10 +6177,10 @@
           <w:szCs w:val="24"/>
         </w:rPr>
         <w:object w:dxaOrig="1160" w:dyaOrig="400">
-          <v:shape id="_x0000_i1071" type="#_x0000_t75" style="width:57.6pt;height:20.05pt" o:ole="">
-            <v:imagedata r:id="rId82" o:title=""/>
+          <v:shape id="_x0000_i1063" type="#_x0000_t75" style="width:57.4pt;height:20.05pt" o:ole="">
+            <v:imagedata r:id="rId113" o:title=""/>
           </v:shape>
-          <o:OLEObject Type="Embed" ProgID="Equation.DSMT4" ShapeID="_x0000_i1071" DrawAspect="Content" ObjectID="_1831812270" r:id="rId83"/>
+          <o:OLEObject Type="Embed" ProgID="Equation.DSMT4" ShapeID="_x0000_i1063" DrawAspect="Content" ObjectID="_1831872497" r:id="rId114"/>
         </w:object>
       </w:r>
       <w:r>
@@ -5282,10 +6215,10 @@
           <w:szCs w:val="24"/>
         </w:rPr>
         <w:object w:dxaOrig="480" w:dyaOrig="400">
-          <v:shape id="_x0000_i1129" type="#_x0000_t75" style="width:24.4pt;height:20.05pt" o:ole="">
-            <v:imagedata r:id="rId84" o:title=""/>
+          <v:shape id="_x0000_i1064" type="#_x0000_t75" style="width:24.6pt;height:20.05pt" o:ole="">
+            <v:imagedata r:id="rId115" o:title=""/>
           </v:shape>
-          <o:OLEObject Type="Embed" ProgID="Equation.DSMT4" ShapeID="_x0000_i1129" DrawAspect="Content" ObjectID="_1831812271" r:id="rId85"/>
+          <o:OLEObject Type="Embed" ProgID="Equation.DSMT4" ShapeID="_x0000_i1064" DrawAspect="Content" ObjectID="_1831872498" r:id="rId116"/>
         </w:object>
       </w:r>
       <w:r>
@@ -5335,10 +6268,10 @@
           <w:szCs w:val="24"/>
         </w:rPr>
         <w:object w:dxaOrig="440" w:dyaOrig="380">
-          <v:shape id="_x0000_i1073" type="#_x0000_t75" style="width:21.9pt;height:18.8pt" o:ole="">
-            <v:imagedata r:id="rId86" o:title=""/>
+          <v:shape id="_x0000_i1065" type="#_x0000_t75" style="width:21.85pt;height:18.7pt" o:ole="">
+            <v:imagedata r:id="rId117" o:title=""/>
           </v:shape>
-          <o:OLEObject Type="Embed" ProgID="Equation.DSMT4" ShapeID="_x0000_i1073" DrawAspect="Content" ObjectID="_1831812272" r:id="rId87"/>
+          <o:OLEObject Type="Embed" ProgID="Equation.DSMT4" ShapeID="_x0000_i1065" DrawAspect="Content" ObjectID="_1831872499" r:id="rId118"/>
         </w:object>
       </w:r>
       <w:r>
@@ -5394,7 +6327,16 @@
           <w:sz w:val="24"/>
           <w:szCs w:val="24"/>
         </w:rPr>
-        <w:t>具有如下性质：</w:t>
+        <w:t>具有如下</w:t>
+      </w:r>
+      <w:r>
+        <w:rPr>
+          <w:rFonts w:hint="eastAsia"/>
+          <w:sz w:val="24"/>
+          <w:szCs w:val="24"/>
+        </w:rPr>
+        <w:lastRenderedPageBreak/>
+        <w:t>性质：</w:t>
       </w:r>
     </w:p>
     <w:p>
@@ -5430,10 +6372,10 @@
           <w:szCs w:val="24"/>
         </w:rPr>
         <w:object w:dxaOrig="279" w:dyaOrig="360">
-          <v:shape id="_x0000_i1131" type="#_x0000_t75" style="width:13.75pt;height:18.15pt" o:ole="">
-            <v:imagedata r:id="rId88" o:title=""/>
+          <v:shape id="_x0000_i1066" type="#_x0000_t75" style="width:13.65pt;height:18.25pt" o:ole="">
+            <v:imagedata r:id="rId119" o:title=""/>
           </v:shape>
-          <o:OLEObject Type="Embed" ProgID="Equation.DSMT4" ShapeID="_x0000_i1131" DrawAspect="Content" ObjectID="_1831812273" r:id="rId89"/>
+          <o:OLEObject Type="Embed" ProgID="Equation.DSMT4" ShapeID="_x0000_i1066" DrawAspect="Content" ObjectID="_1831872500" r:id="rId120"/>
         </w:object>
       </w:r>
       <w:r>
@@ -5451,10 +6393,10 @@
           <w:szCs w:val="24"/>
         </w:rPr>
         <w:object w:dxaOrig="480" w:dyaOrig="380">
-          <v:shape id="_x0000_i1075" type="#_x0000_t75" style="width:23.8pt;height:18.8pt" o:ole="">
-            <v:imagedata r:id="rId90" o:title=""/>
+          <v:shape id="_x0000_i1067" type="#_x0000_t75" style="width:23.7pt;height:18.7pt" o:ole="">
+            <v:imagedata r:id="rId121" o:title=""/>
           </v:shape>
-          <o:OLEObject Type="Embed" ProgID="Equation.DSMT4" ShapeID="_x0000_i1075" DrawAspect="Content" ObjectID="_1831812274" r:id="rId91"/>
+          <o:OLEObject Type="Embed" ProgID="Equation.DSMT4" ShapeID="_x0000_i1067" DrawAspect="Content" ObjectID="_1831872501" r:id="rId122"/>
         </w:object>
       </w:r>
       <w:r>
@@ -5507,10 +6449,10 @@
           <w:szCs w:val="24"/>
         </w:rPr>
         <w:object w:dxaOrig="279" w:dyaOrig="360">
-          <v:shape id="_x0000_i1133" type="#_x0000_t75" style="width:13.75pt;height:18.15pt" o:ole="">
-            <v:imagedata r:id="rId92" o:title=""/>
+          <v:shape id="_x0000_i1068" type="#_x0000_t75" style="width:13.65pt;height:18.25pt" o:ole="">
+            <v:imagedata r:id="rId123" o:title=""/>
           </v:shape>
-          <o:OLEObject Type="Embed" ProgID="Equation.DSMT4" ShapeID="_x0000_i1133" DrawAspect="Content" ObjectID="_1831812275" r:id="rId93"/>
+          <o:OLEObject Type="Embed" ProgID="Equation.DSMT4" ShapeID="_x0000_i1068" DrawAspect="Content" ObjectID="_1831872502" r:id="rId124"/>
         </w:object>
       </w:r>
       <w:r>
@@ -5555,10 +6497,10 @@
           <w:szCs w:val="24"/>
         </w:rPr>
         <w:object w:dxaOrig="859" w:dyaOrig="400">
-          <v:shape id="_x0000_i1135" type="#_x0000_t75" style="width:43.2pt;height:20.05pt" o:ole="">
-            <v:imagedata r:id="rId94" o:title=""/>
+          <v:shape id="_x0000_i1069" type="#_x0000_t75" style="width:43.3pt;height:20.05pt" o:ole="">
+            <v:imagedata r:id="rId125" o:title=""/>
           </v:shape>
-          <o:OLEObject Type="Embed" ProgID="Equation.DSMT4" ShapeID="_x0000_i1135" DrawAspect="Content" ObjectID="_1831812276" r:id="rId95"/>
+          <o:OLEObject Type="Embed" ProgID="Equation.DSMT4" ShapeID="_x0000_i1069" DrawAspect="Content" ObjectID="_1831872503" r:id="rId126"/>
         </w:object>
       </w:r>
       <w:r>
@@ -5576,10 +6518,10 @@
           <w:szCs w:val="24"/>
         </w:rPr>
         <w:object w:dxaOrig="660" w:dyaOrig="360">
-          <v:shape id="_x0000_i1137" type="#_x0000_t75" style="width:32.55pt;height:18.15pt" o:ole="">
-            <v:imagedata r:id="rId96" o:title=""/>
+          <v:shape id="_x0000_i1070" type="#_x0000_t75" style="width:32.35pt;height:18.25pt" o:ole="">
+            <v:imagedata r:id="rId127" o:title=""/>
           </v:shape>
-          <o:OLEObject Type="Embed" ProgID="Equation.DSMT4" ShapeID="_x0000_i1137" DrawAspect="Content" ObjectID="_1831812277" r:id="rId97"/>
+          <o:OLEObject Type="Embed" ProgID="Equation.DSMT4" ShapeID="_x0000_i1070" DrawAspect="Content" ObjectID="_1831872504" r:id="rId128"/>
         </w:object>
       </w:r>
       <w:r>
@@ -5597,10 +6539,10 @@
           <w:szCs w:val="24"/>
         </w:rPr>
         <w:object w:dxaOrig="1440" w:dyaOrig="400">
-          <v:shape id="_x0000_i1139" type="#_x0000_t75" style="width:1in;height:20.05pt" o:ole="">
-            <v:imagedata r:id="rId98" o:title=""/>
+          <v:shape id="_x0000_i1071" type="#_x0000_t75" style="width:1in;height:20.05pt" o:ole="">
+            <v:imagedata r:id="rId129" o:title=""/>
           </v:shape>
-          <o:OLEObject Type="Embed" ProgID="Equation.DSMT4" ShapeID="_x0000_i1139" DrawAspect="Content" ObjectID="_1831812278" r:id="rId99"/>
+          <o:OLEObject Type="Embed" ProgID="Equation.DSMT4" ShapeID="_x0000_i1071" DrawAspect="Content" ObjectID="_1831872505" r:id="rId130"/>
         </w:object>
       </w:r>
       <w:r>
@@ -5618,10 +6560,10 @@
           <w:szCs w:val="24"/>
         </w:rPr>
         <w:object w:dxaOrig="1340" w:dyaOrig="440">
-          <v:shape id="_x0000_i1141" type="#_x0000_t75" style="width:67pt;height:21.9pt" o:ole="">
-            <v:imagedata r:id="rId100" o:title=""/>
+          <v:shape id="_x0000_i1072" type="#_x0000_t75" style="width:67pt;height:21.85pt" o:ole="">
+            <v:imagedata r:id="rId131" o:title=""/>
           </v:shape>
-          <o:OLEObject Type="Embed" ProgID="Equation.DSMT4" ShapeID="_x0000_i1141" DrawAspect="Content" ObjectID="_1831812279" r:id="rId101"/>
+          <o:OLEObject Type="Embed" ProgID="Equation.DSMT4" ShapeID="_x0000_i1072" DrawAspect="Content" ObjectID="_1831872506" r:id="rId132"/>
         </w:object>
       </w:r>
       <w:r>
@@ -5639,10 +6581,10 @@
           <w:szCs w:val="24"/>
         </w:rPr>
         <w:object w:dxaOrig="1100" w:dyaOrig="400">
-          <v:shape id="_x0000_i1143" type="#_x0000_t75" style="width:55.1pt;height:20.05pt" o:ole="">
-            <v:imagedata r:id="rId102" o:title=""/>
+          <v:shape id="_x0000_i1073" type="#_x0000_t75" style="width:55.15pt;height:20.05pt" o:ole="">
+            <v:imagedata r:id="rId133" o:title=""/>
           </v:shape>
-          <o:OLEObject Type="Embed" ProgID="Equation.DSMT4" ShapeID="_x0000_i1143" DrawAspect="Content" ObjectID="_1831812280" r:id="rId103"/>
+          <o:OLEObject Type="Embed" ProgID="Equation.DSMT4" ShapeID="_x0000_i1073" DrawAspect="Content" ObjectID="_1831872507" r:id="rId134"/>
         </w:object>
       </w:r>
       <w:r>
@@ -5660,10 +6602,10 @@
           <w:szCs w:val="24"/>
         </w:rPr>
         <w:object w:dxaOrig="940" w:dyaOrig="380">
-          <v:shape id="_x0000_i1145" type="#_x0000_t75" style="width:46.95pt;height:18.8pt" o:ole="">
-            <v:imagedata r:id="rId104" o:title=""/>
+          <v:shape id="_x0000_i1074" type="#_x0000_t75" style="width:46.95pt;height:18.7pt" o:ole="">
+            <v:imagedata r:id="rId135" o:title=""/>
           </v:shape>
-          <o:OLEObject Type="Embed" ProgID="Equation.DSMT4" ShapeID="_x0000_i1145" DrawAspect="Content" ObjectID="_1831812281" r:id="rId105"/>
+          <o:OLEObject Type="Embed" ProgID="Equation.DSMT4" ShapeID="_x0000_i1074" DrawAspect="Content" ObjectID="_1831872508" r:id="rId136"/>
         </w:object>
       </w:r>
       <w:r>
@@ -5709,10 +6651,10 @@
           <w:szCs w:val="24"/>
         </w:rPr>
         <w:object w:dxaOrig="440" w:dyaOrig="380">
-          <v:shape id="_x0000_i1083" type="#_x0000_t75" style="width:21.9pt;height:18.8pt" o:ole="">
-            <v:imagedata r:id="rId106" o:title=""/>
+          <v:shape id="_x0000_i1075" type="#_x0000_t75" style="width:21.85pt;height:18.7pt" o:ole="">
+            <v:imagedata r:id="rId137" o:title=""/>
           </v:shape>
-          <o:OLEObject Type="Embed" ProgID="Equation.DSMT4" ShapeID="_x0000_i1083" DrawAspect="Content" ObjectID="_1831812282" r:id="rId107"/>
+          <o:OLEObject Type="Embed" ProgID="Equation.DSMT4" ShapeID="_x0000_i1075" DrawAspect="Content" ObjectID="_1831872509" r:id="rId138"/>
         </w:object>
       </w:r>
       <w:r>
@@ -5808,10 +6750,10 @@
                 <w:szCs w:val="21"/>
               </w:rPr>
               <w:object w:dxaOrig="2840" w:dyaOrig="400">
-                <v:shape id="_x0000_i1084" type="#_x0000_t75" style="width:140.85pt;height:20.05pt" o:ole="">
-                  <v:imagedata r:id="rId108" o:title=""/>
+                <v:shape id="_x0000_i1076" type="#_x0000_t75" style="width:140.8pt;height:20.05pt" o:ole="">
+                  <v:imagedata r:id="rId139" o:title=""/>
                 </v:shape>
-                <o:OLEObject Type="Embed" ProgID="Equation.DSMT4" ShapeID="_x0000_i1084" DrawAspect="Content" ObjectID="_1831812283" r:id="rId109"/>
+                <o:OLEObject Type="Embed" ProgID="Equation.DSMT4" ShapeID="_x0000_i1076" DrawAspect="Content" ObjectID="_1831872510" r:id="rId140"/>
               </w:object>
             </w:r>
           </w:p>
@@ -5860,7 +6802,6 @@
         <w:snapToGrid w:val="0"/>
         <w:spacing w:line="276" w:lineRule="auto"/>
         <w:rPr>
-          <w:rFonts w:hint="eastAsia"/>
           <w:sz w:val="24"/>
           <w:szCs w:val="24"/>
         </w:rPr>
@@ -5880,10 +6821,10 @@
           <w:szCs w:val="24"/>
         </w:rPr>
         <w:object w:dxaOrig="1660" w:dyaOrig="400">
-          <v:shape id="_x0000_i1147" type="#_x0000_t75" style="width:83.25pt;height:20.05pt" o:ole="">
-            <v:imagedata r:id="rId110" o:title=""/>
+          <v:shape id="_x0000_i1077" type="#_x0000_t75" style="width:83.4pt;height:20.05pt" o:ole="">
+            <v:imagedata r:id="rId141" o:title=""/>
           </v:shape>
-          <o:OLEObject Type="Embed" ProgID="Equation.DSMT4" ShapeID="_x0000_i1147" DrawAspect="Content" ObjectID="_1831812284" r:id="rId111"/>
+          <o:OLEObject Type="Embed" ProgID="Equation.DSMT4" ShapeID="_x0000_i1077" DrawAspect="Content" ObjectID="_1831872511" r:id="rId142"/>
         </w:object>
       </w:r>
       <w:r>
@@ -5934,10 +6875,10 @@
           <w:szCs w:val="24"/>
         </w:rPr>
         <w:object w:dxaOrig="920" w:dyaOrig="400">
-          <v:shape id="_x0000_i1086" type="#_x0000_t75" style="width:45.7pt;height:20.05pt" o:ole="">
-            <v:imagedata r:id="rId112" o:title=""/>
+          <v:shape id="_x0000_i1078" type="#_x0000_t75" style="width:45.55pt;height:20.05pt" o:ole="">
+            <v:imagedata r:id="rId143" o:title=""/>
           </v:shape>
-          <o:OLEObject Type="Embed" ProgID="Equation.DSMT4" ShapeID="_x0000_i1086" DrawAspect="Content" ObjectID="_1831812285" r:id="rId113"/>
+          <o:OLEObject Type="Embed" ProgID="Equation.DSMT4" ShapeID="_x0000_i1078" DrawAspect="Content" ObjectID="_1831872512" r:id="rId144"/>
         </w:object>
       </w:r>
       <w:r>
@@ -6000,7 +6941,7 @@
           <w:sz w:val="24"/>
           <w:szCs w:val="24"/>
         </w:rPr>
-        <w:t>3.3</w:t>
+        <w:t>3.4</w:t>
       </w:r>
       <w:r>
         <w:rPr>
@@ -6008,6 +6949,22 @@
           <w:szCs w:val="24"/>
         </w:rPr>
         <w:t xml:space="preserve"> </w:t>
+      </w:r>
+      <w:r>
+        <w:rPr>
+          <w:rFonts w:hint="eastAsia"/>
+          <w:sz w:val="24"/>
+          <w:szCs w:val="24"/>
+        </w:rPr>
+        <w:t>基于</w:t>
+      </w:r>
+      <w:r>
+        <w:rPr>
+          <w:rFonts w:hint="eastAsia"/>
+          <w:sz w:val="24"/>
+          <w:szCs w:val="24"/>
+        </w:rPr>
+        <w:t>SAC</w:t>
       </w:r>
       <w:r>
         <w:rPr>
@@ -6144,10 +7101,10 @@
           <w:szCs w:val="24"/>
         </w:rPr>
         <w:object w:dxaOrig="1320" w:dyaOrig="400">
-          <v:shape id="_x0000_i1219" type="#_x0000_t75" style="width:65.1pt;height:20.05pt" o:ole="">
-            <v:imagedata r:id="rId114" o:title=""/>
+          <v:shape id="_x0000_i1079" type="#_x0000_t75" style="width:65.15pt;height:20.05pt" o:ole="">
+            <v:imagedata r:id="rId145" o:title=""/>
           </v:shape>
-          <o:OLEObject Type="Embed" ProgID="Equation.DSMT4" ShapeID="_x0000_i1219" DrawAspect="Content" ObjectID="_1831812286" r:id="rId115"/>
+          <o:OLEObject Type="Embed" ProgID="Equation.DSMT4" ShapeID="_x0000_i1079" DrawAspect="Content" ObjectID="_1831872513" r:id="rId146"/>
         </w:object>
       </w:r>
       <w:r>
@@ -6165,10 +7122,10 @@
           <w:szCs w:val="24"/>
         </w:rPr>
         <w:object w:dxaOrig="240" w:dyaOrig="360">
-          <v:shape id="_x0000_i1222" type="#_x0000_t75" style="width:11.9pt;height:18.15pt" o:ole="">
-            <v:imagedata r:id="rId116" o:title=""/>
+          <v:shape id="_x0000_i1080" type="#_x0000_t75" style="width:11.85pt;height:18.25pt" o:ole="">
+            <v:imagedata r:id="rId147" o:title=""/>
           </v:shape>
-          <o:OLEObject Type="Embed" ProgID="Equation.DSMT4" ShapeID="_x0000_i1222" DrawAspect="Content" ObjectID="_1831812287" r:id="rId117"/>
+          <o:OLEObject Type="Embed" ProgID="Equation.DSMT4" ShapeID="_x0000_i1080" DrawAspect="Content" ObjectID="_1831872514" r:id="rId148"/>
         </w:object>
       </w:r>
       <w:r>
@@ -6186,10 +7143,10 @@
           <w:szCs w:val="24"/>
         </w:rPr>
         <w:object w:dxaOrig="240" w:dyaOrig="360">
-          <v:shape id="_x0000_i1225" type="#_x0000_t75" style="width:11.9pt;height:18.15pt" o:ole="">
-            <v:imagedata r:id="rId118" o:title=""/>
+          <v:shape id="_x0000_i1081" type="#_x0000_t75" style="width:11.85pt;height:18.25pt" o:ole="">
+            <v:imagedata r:id="rId149" o:title=""/>
           </v:shape>
-          <o:OLEObject Type="Embed" ProgID="Equation.DSMT4" ShapeID="_x0000_i1225" DrawAspect="Content" ObjectID="_1831812288" r:id="rId119"/>
+          <o:OLEObject Type="Embed" ProgID="Equation.DSMT4" ShapeID="_x0000_i1081" DrawAspect="Content" ObjectID="_1831872515" r:id="rId150"/>
         </w:object>
       </w:r>
       <w:r>
@@ -6311,10 +7268,10 @@
           <w:szCs w:val="24"/>
         </w:rPr>
         <w:object w:dxaOrig="240" w:dyaOrig="360">
-          <v:shape id="_x0000_i1228" type="#_x0000_t75" style="width:11.9pt;height:18.15pt" o:ole="">
-            <v:imagedata r:id="rId118" o:title=""/>
+          <v:shape id="_x0000_i1082" type="#_x0000_t75" style="width:11.85pt;height:18.25pt" o:ole="">
+            <v:imagedata r:id="rId149" o:title=""/>
           </v:shape>
-          <o:OLEObject Type="Embed" ProgID="Equation.DSMT4" ShapeID="_x0000_i1228" DrawAspect="Content" ObjectID="_1831812289" r:id="rId120"/>
+          <o:OLEObject Type="Embed" ProgID="Equation.DSMT4" ShapeID="_x0000_i1082" DrawAspect="Content" ObjectID="_1831872516" r:id="rId151"/>
         </w:object>
       </w:r>
       <w:r>
@@ -6347,10 +7304,10 @@
           <w:szCs w:val="24"/>
         </w:rPr>
         <w:object w:dxaOrig="1620" w:dyaOrig="400">
-          <v:shape id="_x0000_i1231" type="#_x0000_t75" style="width:80.15pt;height:20.05pt" o:ole="">
-            <v:imagedata r:id="rId121" o:title=""/>
+          <v:shape id="_x0000_i1083" type="#_x0000_t75" style="width:80.2pt;height:20.05pt" o:ole="">
+            <v:imagedata r:id="rId152" o:title=""/>
           </v:shape>
-          <o:OLEObject Type="Embed" ProgID="Equation.DSMT4" ShapeID="_x0000_i1231" DrawAspect="Content" ObjectID="_1831812290" r:id="rId122"/>
+          <o:OLEObject Type="Embed" ProgID="Equation.DSMT4" ShapeID="_x0000_i1083" DrawAspect="Content" ObjectID="_1831872517" r:id="rId153"/>
         </w:object>
       </w:r>
       <w:r>
@@ -6397,10 +7354,10 @@
                 <w:szCs w:val="21"/>
               </w:rPr>
               <w:object w:dxaOrig="5620" w:dyaOrig="520">
-                <v:shape id="_x0000_i1241" type="#_x0000_t75" style="width:278.6pt;height:26.3pt" o:ole="">
-                  <v:imagedata r:id="rId123" o:title=""/>
+                <v:shape id="_x0000_i1084" type="#_x0000_t75" style="width:278.45pt;height:26.45pt" o:ole="">
+                  <v:imagedata r:id="rId154" o:title=""/>
                 </v:shape>
-                <o:OLEObject Type="Embed" ProgID="Equation.DSMT4" ShapeID="_x0000_i1241" DrawAspect="Content" ObjectID="_1831812291" r:id="rId124"/>
+                <o:OLEObject Type="Embed" ProgID="Equation.DSMT4" ShapeID="_x0000_i1084" DrawAspect="Content" ObjectID="_1831872518" r:id="rId155"/>
               </w:object>
             </w:r>
           </w:p>
@@ -6503,10 +7460,10 @@
                 <w:szCs w:val="21"/>
               </w:rPr>
               <w:object w:dxaOrig="1560" w:dyaOrig="400">
-                <v:shape id="_x0000_i1244" type="#_x0000_t75" style="width:77pt;height:20.05pt" o:ole="">
-                  <v:imagedata r:id="rId125" o:title=""/>
+                <v:shape id="_x0000_i1085" type="#_x0000_t75" style="width:77pt;height:20.05pt" o:ole="">
+                  <v:imagedata r:id="rId156" o:title=""/>
                 </v:shape>
-                <o:OLEObject Type="Embed" ProgID="Equation.DSMT4" ShapeID="_x0000_i1244" DrawAspect="Content" ObjectID="_1831812292" r:id="rId126"/>
+                <o:OLEObject Type="Embed" ProgID="Equation.DSMT4" ShapeID="_x0000_i1085" DrawAspect="Content" ObjectID="_1831872519" r:id="rId157"/>
               </w:object>
             </w:r>
           </w:p>
@@ -6555,7 +7512,6 @@
         <w:snapToGrid w:val="0"/>
         <w:spacing w:line="276" w:lineRule="auto"/>
         <w:rPr>
-          <w:rFonts w:hint="eastAsia"/>
           <w:sz w:val="24"/>
           <w:szCs w:val="24"/>
         </w:rPr>
@@ -6620,10 +7576,10 @@
           <w:szCs w:val="24"/>
         </w:rPr>
         <w:object w:dxaOrig="240" w:dyaOrig="220">
-          <v:shape id="_x0000_i1245" type="#_x0000_t75" style="width:11.9pt;height:11.25pt" o:ole="">
-            <v:imagedata r:id="rId127" o:title=""/>
+          <v:shape id="_x0000_i1086" type="#_x0000_t75" style="width:11.85pt;height:11.4pt" o:ole="">
+            <v:imagedata r:id="rId158" o:title=""/>
           </v:shape>
-          <o:OLEObject Type="Embed" ProgID="Equation.DSMT4" ShapeID="_x0000_i1245" DrawAspect="Content" ObjectID="_1831812293" r:id="rId128"/>
+          <o:OLEObject Type="Embed" ProgID="Equation.DSMT4" ShapeID="_x0000_i1086" DrawAspect="Content" ObjectID="_1831872520" r:id="rId159"/>
         </w:object>
       </w:r>
       <w:r>
@@ -6671,16 +7627,7 @@
           <w:sz w:val="24"/>
           <w:szCs w:val="24"/>
         </w:rPr>
-        <w:t>的时变折扣在价值传播中体现。最后</w:t>
-      </w:r>
-      <w:r>
-        <w:rPr>
-          <w:rFonts w:hint="eastAsia"/>
-          <w:sz w:val="24"/>
-          <w:szCs w:val="24"/>
-        </w:rPr>
-        <w:lastRenderedPageBreak/>
-        <w:t>对目标</w:t>
+        <w:t>的时变折扣在价值传播中体现。最后对目标</w:t>
       </w:r>
       <w:r>
         <w:rPr>
@@ -6767,6 +7714,7 @@
         <w:adjustRightInd w:val="0"/>
         <w:snapToGrid w:val="0"/>
         <w:spacing w:line="276" w:lineRule="auto"/>
+        <w:jc w:val="center"/>
         <w:rPr>
           <w:sz w:val="24"/>
           <w:szCs w:val="24"/>
@@ -6776,10 +7724,11 @@
         <w:rPr>
           <w:noProof/>
         </w:rPr>
+        <w:lastRenderedPageBreak/>
         <w:drawing>
           <wp:inline distT="0" distB="0" distL="0" distR="0" wp14:anchorId="3BA54C76" wp14:editId="51E76E9A">
-            <wp:extent cx="5274310" cy="5575935"/>
-            <wp:effectExtent l="0" t="0" r="2540" b="5715"/>
+            <wp:extent cx="4571024" cy="4832430"/>
+            <wp:effectExtent l="0" t="0" r="1270" b="6350"/>
             <wp:docPr id="9" name="图片 9"/>
             <wp:cNvGraphicFramePr>
               <a:graphicFrameLocks xmlns:a="http://schemas.openxmlformats.org/drawingml/2006/main" noChangeAspect="1"/>
@@ -6792,7 +7741,7 @@
                     <pic:cNvPicPr/>
                   </pic:nvPicPr>
                   <pic:blipFill>
-                    <a:blip r:embed="rId129"/>
+                    <a:blip r:embed="rId160"/>
                     <a:stretch>
                       <a:fillRect/>
                     </a:stretch>
@@ -6800,7 +7749,7 @@
                   <pic:spPr>
                     <a:xfrm>
                       <a:off x="0" y="0"/>
-                      <a:ext cx="5274310" cy="5575935"/>
+                      <a:ext cx="4579405" cy="4841290"/>
                     </a:xfrm>
                     <a:prstGeom prst="rect">
                       <a:avLst/>
@@ -6818,7 +7767,6 @@
         <w:adjustRightInd w:val="0"/>
         <w:snapToGrid w:val="0"/>
         <w:rPr>
-          <w:rFonts w:hint="eastAsia"/>
           <w:sz w:val="24"/>
           <w:szCs w:val="24"/>
         </w:rPr>
@@ -6829,7 +7777,6 @@
         <w:adjustRightInd w:val="0"/>
         <w:snapToGrid w:val="0"/>
         <w:rPr>
-          <w:rFonts w:hint="eastAsia"/>
           <w:sz w:val="24"/>
           <w:szCs w:val="24"/>
         </w:rPr>
@@ -6849,7 +7796,14 @@
           <w:sz w:val="24"/>
           <w:szCs w:val="24"/>
         </w:rPr>
-        <w:t xml:space="preserve">3.4 </w:t>
+        <w:t>3.5</w:t>
+      </w:r>
+      <w:r>
+        <w:rPr>
+          <w:sz w:val="24"/>
+          <w:szCs w:val="24"/>
+        </w:rPr>
+        <w:t xml:space="preserve"> </w:t>
       </w:r>
       <w:r>
         <w:rPr>
@@ -6901,10 +7855,10 @@
           <w:szCs w:val="24"/>
         </w:rPr>
         <w:object w:dxaOrig="820" w:dyaOrig="400">
-          <v:shape id="_x0000_i1108" type="#_x0000_t75" style="width:40.7pt;height:20.05pt" o:ole="">
+          <v:shape id="_x0000_i1087" type="#_x0000_t75" style="width:40.55pt;height:20.05pt" o:ole="">
             <v:imagedata r:id="rId73" o:title=""/>
           </v:shape>
-          <o:OLEObject Type="Embed" ProgID="Equation.DSMT4" ShapeID="_x0000_i1108" DrawAspect="Content" ObjectID="_1831812294" r:id="rId130"/>
+          <o:OLEObject Type="Embed" ProgID="Equation.DSMT4" ShapeID="_x0000_i1087" DrawAspect="Content" ObjectID="_1831872521" r:id="rId161"/>
         </w:object>
       </w:r>
       <w:r>
@@ -7046,7 +8000,7 @@
                     <pic:cNvPicPr/>
                   </pic:nvPicPr>
                   <pic:blipFill>
-                    <a:blip r:embed="rId131"/>
+                    <a:blip r:embed="rId162"/>
                     <a:stretch>
                       <a:fillRect/>
                     </a:stretch>
@@ -7097,20 +8051,16 @@
       </w:r>
     </w:p>
     <w:p/>
-    <w:p/>
-    <w:p>
-      <w:pPr>
-        <w:jc w:val="center"/>
-      </w:pPr>
+    <w:p>
       <w:r>
         <w:rPr>
           <w:noProof/>
         </w:rPr>
         <w:drawing>
           <wp:inline distT="0" distB="0" distL="0" distR="0">
-            <wp:extent cx="3912042" cy="3912042"/>
-            <wp:effectExtent l="0" t="0" r="0" b="0"/>
-            <wp:docPr id="3" name="图片 3" descr="D:\VirtualSpace\rl_mppi\experiments\results\obstacle_compare.png"/>
+            <wp:extent cx="5274310" cy="2637155"/>
+            <wp:effectExtent l="0" t="0" r="2540" b="0"/>
+            <wp:docPr id="2" name="图片 2" descr="D:\VirtualSpace\rl_mppi\experiments\results\robot2d_obstacle_比较.png"/>
             <wp:cNvGraphicFramePr>
               <a:graphicFrameLocks xmlns:a="http://schemas.openxmlformats.org/drawingml/2006/main" noChangeAspect="1"/>
             </wp:cNvGraphicFramePr>
@@ -7118,13 +8068,13 @@
               <a:graphicData uri="http://schemas.openxmlformats.org/drawingml/2006/picture">
                 <pic:pic xmlns:pic="http://schemas.openxmlformats.org/drawingml/2006/picture">
                   <pic:nvPicPr>
-                    <pic:cNvPr id="0" name="Picture 85" descr="D:\VirtualSpace\rl_mppi\experiments\results\obstacle_compare.png"/>
+                    <pic:cNvPr id="0" name="Picture 64" descr="D:\VirtualSpace\rl_mppi\experiments\results\robot2d_obstacle_比较.png"/>
                     <pic:cNvPicPr>
                       <a:picLocks noChangeAspect="1" noChangeArrowheads="1"/>
                     </pic:cNvPicPr>
                   </pic:nvPicPr>
                   <pic:blipFill>
-                    <a:blip r:embed="rId132" cstate="print">
+                    <a:blip r:embed="rId163" cstate="print">
                       <a:extLst>
                         <a:ext uri="{28A0092B-C50C-407E-A947-70E740481C1C}">
                           <a14:useLocalDpi xmlns:a14="http://schemas.microsoft.com/office/drawing/2010/main" val="0"/>
@@ -7139,7 +8089,7 @@
                   <pic:spPr bwMode="auto">
                     <a:xfrm>
                       <a:off x="0" y="0"/>
-                      <a:ext cx="3915541" cy="3915541"/>
+                      <a:ext cx="5274310" cy="2637155"/>
                     </a:xfrm>
                     <a:prstGeom prst="rect">
                       <a:avLst/>
@@ -7158,6 +8108,11 @@
     </w:p>
     <w:p>
       <w:pPr>
+        <w:jc w:val="center"/>
+      </w:pPr>
+    </w:p>
+    <w:p>
+      <w:pPr>
         <w:pStyle w:val="2"/>
         <w:adjustRightInd w:val="0"/>
         <w:spacing w:beforeLines="50" w:before="156" w:afterLines="50" w:after="156" w:line="240" w:lineRule="auto"/>
@@ -7169,7 +8124,6 @@
         <w:rPr>
           <w:rFonts w:ascii="黑体" w:eastAsia="黑体" w:hAnsi="黑体" w:hint="eastAsia"/>
         </w:rPr>
-        <w:lastRenderedPageBreak/>
         <w:t>5</w:t>
       </w:r>
       <w:r>
@@ -7220,6 +8174,7 @@
         <w:rPr>
           <w:rFonts w:eastAsia="黑体" w:cs="Times New Roman"/>
         </w:rPr>
+        <w:lastRenderedPageBreak/>
         <w:t>参考文献</w:t>
       </w:r>
     </w:p>
@@ -7248,8 +8203,8 @@
           <w:szCs w:val="24"/>
         </w:rPr>
       </w:pPr>
-      <w:bookmarkStart w:id="9" w:name="_Ref218774000"/>
-      <w:bookmarkStart w:id="10" w:name="_Ref218502841"/>
+      <w:bookmarkStart w:id="13" w:name="_Ref218774000"/>
+      <w:bookmarkStart w:id="14" w:name="_Ref218502841"/>
       <w:r>
         <w:rPr>
           <w:rFonts w:cs="Times New Roman"/>
@@ -7258,7 +8213,7 @@
         </w:rPr>
         <w:t>Liu J, Yap H J, Khairuddin A S M. Review on motion planning of robotic manipulator in dynamic environments[J]. Journal of Sensors, 2024, 2024(1): 5969512.</w:t>
       </w:r>
-      <w:bookmarkEnd w:id="9"/>
+      <w:bookmarkEnd w:id="13"/>
     </w:p>
     <w:p>
       <w:pPr>
@@ -7274,7 +8229,7 @@
           <w:szCs w:val="24"/>
         </w:rPr>
       </w:pPr>
-      <w:bookmarkStart w:id="11" w:name="_Ref218774436"/>
+      <w:bookmarkStart w:id="15" w:name="_Ref218774436"/>
       <w:r>
         <w:rPr>
           <w:rFonts w:cs="Times New Roman"/>
@@ -7283,7 +8238,7 @@
         </w:rPr>
         <w:t>Jordana A, Zhang J, Amigo J, et al. An Introduction to Zero-Order Optimization Techniques for Robotics[J]. arXiv preprint arXiv:2506.22087, 2025.</w:t>
       </w:r>
-      <w:bookmarkEnd w:id="11"/>
+      <w:bookmarkEnd w:id="15"/>
     </w:p>
     <w:p>
       <w:pPr>
@@ -7299,7 +8254,7 @@
           <w:szCs w:val="24"/>
         </w:rPr>
       </w:pPr>
-      <w:bookmarkStart w:id="12" w:name="_Ref218774440"/>
+      <w:bookmarkStart w:id="16" w:name="_Ref218774440"/>
       <w:r>
         <w:rPr>
           <w:rFonts w:cs="Times New Roman"/>
@@ -7308,7 +8263,7 @@
         </w:rPr>
         <w:t>Wang X, Li H, Wang D, et al. Constrained sampling-based MPC using path integral for collision-free robot manipulation[J]. IEEE Transactions on Systems, Man, and Cybernetics: Systems, 2025.</w:t>
       </w:r>
-      <w:bookmarkEnd w:id="12"/>
+      <w:bookmarkEnd w:id="16"/>
     </w:p>
     <w:p>
       <w:pPr>
@@ -7324,7 +8279,7 @@
           <w:szCs w:val="24"/>
         </w:rPr>
       </w:pPr>
-      <w:bookmarkStart w:id="13" w:name="_Ref218774675"/>
+      <w:bookmarkStart w:id="17" w:name="_Ref218774675"/>
       <w:r>
         <w:rPr>
           <w:rFonts w:cs="Times New Roman"/>
@@ -7333,7 +8288,7 @@
         </w:rPr>
         <w:t>Koptev M, Figueroa N, Billard A. Reactive collision-free motion generation in joint space via dynamical systems and sampling-based MPC[J]. The International Journal of Robotics Research, 2024, 43(13): 2049-2069.</w:t>
       </w:r>
-      <w:bookmarkEnd w:id="13"/>
+      <w:bookmarkEnd w:id="17"/>
     </w:p>
     <w:p>
       <w:pPr>
@@ -7349,7 +8304,7 @@
           <w:szCs w:val="24"/>
         </w:rPr>
       </w:pPr>
-      <w:bookmarkStart w:id="14" w:name="_Ref218775084"/>
+      <w:bookmarkStart w:id="18" w:name="_Ref218775084"/>
       <w:r>
         <w:rPr>
           <w:rFonts w:cs="Times New Roman"/>
@@ -7358,7 +8313,7 @@
         </w:rPr>
         <w:t>Hansen N, Wang X, Su H. Temporal difference learning for model predictive control[J]. arXiv preprint arXiv:2203.04955, 2022.</w:t>
       </w:r>
-      <w:bookmarkEnd w:id="14"/>
+      <w:bookmarkEnd w:id="18"/>
     </w:p>
     <w:p>
       <w:pPr>
@@ -7374,7 +8329,7 @@
           <w:szCs w:val="24"/>
         </w:rPr>
       </w:pPr>
-      <w:bookmarkStart w:id="15" w:name="_Ref218774019"/>
+      <w:bookmarkStart w:id="19" w:name="_Ref218774019"/>
       <w:r>
         <w:rPr>
           <w:rFonts w:cs="Times New Roman"/>
@@ -7383,7 +8338,7 @@
         </w:rPr>
         <w:t>Ames A D, Coogan S, Egerstedt M, et al. Control barrier functions: Theory and applications[C]//2019 18th European control conference (ECC). Ieee, 2019: 3420-3431.</w:t>
       </w:r>
-      <w:bookmarkEnd w:id="15"/>
+      <w:bookmarkEnd w:id="19"/>
     </w:p>
     <w:p>
       <w:pPr>
@@ -7399,7 +8354,7 @@
           <w:szCs w:val="24"/>
         </w:rPr>
       </w:pPr>
-      <w:bookmarkStart w:id="16" w:name="_Ref218776388"/>
+      <w:bookmarkStart w:id="20" w:name="_Ref218776388"/>
       <w:r>
         <w:rPr>
           <w:rFonts w:cs="Times New Roman"/>
@@ -7408,7 +8363,7 @@
         </w:rPr>
         <w:t>Yin, Ji, et al. "Shield Model Predictive Path Integral: A Computationally Efficient Robust MPC Approach Using Control Barrier Functions." arXiv preprint arXiv:2302.11719 (2023).</w:t>
       </w:r>
-      <w:bookmarkEnd w:id="16"/>
+      <w:bookmarkEnd w:id="20"/>
     </w:p>
     <w:p>
       <w:pPr>
@@ -7424,7 +8379,7 @@
           <w:szCs w:val="24"/>
         </w:rPr>
       </w:pPr>
-      <w:bookmarkStart w:id="17" w:name="_Ref218502993"/>
+      <w:bookmarkStart w:id="21" w:name="_Ref218502993"/>
       <w:r>
         <w:rPr>
           <w:rFonts w:cs="Times New Roman"/>
@@ -7433,8 +8388,8 @@
         </w:rPr>
         <w:t>Rabiee P, Hoagg J B. Guaranteed-safe mppi through composite control barrier functions for efficient sampling in multi-constrained robotic systems[J]. arXiv preprint arXiv:2410.02154, 2024.</w:t>
       </w:r>
-      <w:bookmarkEnd w:id="10"/>
-      <w:bookmarkEnd w:id="17"/>
+      <w:bookmarkEnd w:id="14"/>
+      <w:bookmarkEnd w:id="21"/>
     </w:p>
     <w:p>
       <w:pPr>
@@ -7450,7 +8405,7 @@
           <w:szCs w:val="24"/>
         </w:rPr>
       </w:pPr>
-      <w:bookmarkStart w:id="18" w:name="_Ref218503072"/>
+      <w:bookmarkStart w:id="22" w:name="_Ref218503072"/>
       <w:r>
         <w:rPr>
           <w:rFonts w:cs="Times New Roman"/>
@@ -7459,7 +8414,7 @@
         </w:rPr>
         <w:t>Gandhi M, Almubarak H, Theodorou E. Safe importance sampling in model predictive path integral control[J]. arXiv preprint arXiv:2303.03441, 2023.</w:t>
       </w:r>
-      <w:bookmarkEnd w:id="18"/>
+      <w:bookmarkEnd w:id="22"/>
     </w:p>
     <w:p>
       <w:pPr>
@@ -7475,7 +8430,7 @@
           <w:szCs w:val="24"/>
         </w:rPr>
       </w:pPr>
-      <w:bookmarkStart w:id="19" w:name="_Ref220054785"/>
+      <w:bookmarkStart w:id="23" w:name="_Ref220054785"/>
       <w:r>
         <w:rPr>
           <w:rFonts w:cs="Times New Roman"/>
@@ -7484,7 +8439,7 @@
         </w:rPr>
         <w:t>Ezeji O, Ziegltrum M, Turrisi G, et al. BC-MPPI: A Probabilistic Constraint Layer for Safe Model-Predictive Path-Integral Control[C]//Workshop on Agents and Robots for reliable Engineered Autonomy. Cham: Springer Nature Switzerland, 2025: 131-143.</w:t>
       </w:r>
-      <w:bookmarkEnd w:id="19"/>
+      <w:bookmarkEnd w:id="23"/>
     </w:p>
     <w:p>
       <w:pPr>
@@ -7500,7 +8455,7 @@
           <w:szCs w:val="24"/>
         </w:rPr>
       </w:pPr>
-      <w:bookmarkStart w:id="20" w:name="_Ref220055022"/>
+      <w:bookmarkStart w:id="24" w:name="_Ref220055022"/>
       <w:r>
         <w:rPr>
           <w:rFonts w:cs="Times New Roman"/>
@@ -7509,7 +8464,7 @@
         </w:rPr>
         <w:t>Crestaz P N, De Matteis L, Chane-Sane E, et al. TD-CD-MPPI: Temporal-Difference Constraint-Discounted Model Predictive Path Integral Control[J]. 2025.</w:t>
       </w:r>
-      <w:bookmarkEnd w:id="20"/>
+      <w:bookmarkEnd w:id="24"/>
     </w:p>
     <w:p>
       <w:pPr>
@@ -7525,7 +8480,7 @@
           <w:szCs w:val="24"/>
         </w:rPr>
       </w:pPr>
-      <w:bookmarkStart w:id="21" w:name="_Ref219202936"/>
+      <w:bookmarkStart w:id="25" w:name="_Ref219202936"/>
       <w:r>
         <w:rPr>
           <w:rFonts w:cs="Times New Roman"/>
@@ -7534,7 +8489,7 @@
         </w:rPr>
         <w:t>Almubarak H, Sadegh N, Theodorou E A. Safety embedded control of nonlinear systems via barrier states[J]. IEEE Control Systems Letters, 2021, 6: 1328-1333.</w:t>
       </w:r>
-      <w:bookmarkEnd w:id="21"/>
+      <w:bookmarkEnd w:id="25"/>
     </w:p>
     <w:p>
       <w:pPr>
@@ -7552,7 +8507,7 @@
           <w:szCs w:val="24"/>
         </w:rPr>
       </w:pPr>
-      <w:bookmarkStart w:id="22" w:name="_Ref220146516"/>
+      <w:bookmarkStart w:id="26" w:name="_Ref220146516"/>
       <w:r>
         <w:rPr>
           <w:rFonts w:cs="Times New Roman"/>
@@ -7561,7 +8516,7 @@
         </w:rPr>
         <w:t>Chane-Sane E, Leziart P A, Flayols T, et al. Cat: Constraints as terminations for legged locomotion reinforcement learning[C]//2024 IEEE/RSJ International Conference on Intelligent Robots and Systems (IROS). IEEE, 2024: 13303-13310.</w:t>
       </w:r>
-      <w:bookmarkEnd w:id="22"/>
+      <w:bookmarkEnd w:id="26"/>
     </w:p>
     <w:p>
       <w:pPr>
@@ -9075,7 +10030,7 @@
 </file>
 
 <file path=customXml/itemProps1.xml><?xml version="1.0" encoding="utf-8"?>
-<ds:datastoreItem xmlns:ds="http://schemas.openxmlformats.org/officeDocument/2006/customXml" ds:itemID="{01D15BC5-E1D0-45AA-B366-6457E613F45D}">
+<ds:datastoreItem xmlns:ds="http://schemas.openxmlformats.org/officeDocument/2006/customXml" ds:itemID="{945F9E4F-F78A-40F8-9C4A-DF505323F43A}">
   <ds:schemaRefs>
     <ds:schemaRef ds:uri="http://schemas.openxmlformats.org/officeDocument/2006/bibliography"/>
   </ds:schemaRefs>
